--- a/lessons/5-2/downloads/5-2-notes-teacher.docx
+++ b/lessons/5-2/downloads/5-2-notes-teacher.docx
@@ -14,7 +14,7 @@
           <w:sz w:val="18"/>
           <w:szCs w:val="18"/>
         </w:rPr>
-        <w:t xml:space="preserve">UNIT 5  ·  LESSON 2      STANDARD 6.G.1</w:t>
+        <w:t xml:space="preserve">UNIT 5  ·  LESSON 2      STANDARD 6.GR.1</w:t>
       </w:r>
     </w:p>
     <w:p>
@@ -2355,6 +2355,32 @@
     </w:p>
     <w:p>
       <w:pPr>
+        <w:pStyle w:val="Heading2"/>
+        <w:spacing w:after="80" w:before="180"/>
+      </w:pPr>
+      <w:r>
+        <w:rPr>
+          <w:b/>
+          <w:bCs/>
+          <w:color w:val="12355B"/>
+          <w:sz w:val="24"/>
+          <w:szCs w:val="24"/>
+        </w:rPr>
+        <w:t xml:space="preserve">Level 1 Support</w:t>
+      </w:r>
+      <w:r>
+        <w:rPr>
+          <w:i/>
+          <w:iCs/>
+          <w:color w:val="1FA6A2"/>
+          <w:sz w:val="19"/>
+          <w:szCs w:val="19"/>
+        </w:rPr>
+        <w:t xml:space="preserve">   extra scaffolding</w:t>
+      </w:r>
+    </w:p>
+    <w:p>
+      <w:pPr>
         <w:keepNext/>
         <w:spacing w:after="60" w:before="160"/>
       </w:pPr>
@@ -2615,266 +2641,6 @@
     </w:tbl>
     <w:p>
       <w:pPr>
-        <w:keepNext/>
-        <w:spacing w:after="60" w:before="160"/>
-      </w:pPr>
-      <w:r>
-        <w:rPr>
-          <w:b/>
-          <w:bCs/>
-          <w:color w:val="12355B"/>
-          <w:sz w:val="22"/>
-          <w:szCs w:val="22"/>
-        </w:rPr>
-        <w:t xml:space="preserve">3.  </w:t>
-      </w:r>
-      <w:r>
-        <w:rPr>
-          <w:b/>
-          <w:bCs/>
-          <w:sz w:val="21"/>
-          <w:szCs w:val="21"/>
-        </w:rPr>
-        <w:t xml:space="preserve">Blueprint 1: A trapezoidal lobby window has bases of 6 ft and 10 ft and a height of 4 ft. What is its area for the glass order?</w:t>
-      </w:r>
-    </w:p>
-    <w:p>
-      <w:pPr>
-        <w:spacing w:after="40"/>
-        <w:ind w:left="420"/>
-      </w:pPr>
-      <w:r>
-        <w:rPr>
-          <w:sz w:val="20"/>
-          <w:szCs w:val="20"/>
-        </w:rPr>
-        <w:t xml:space="preserve">A)  32 sq ft</w:t>
-      </w:r>
-    </w:p>
-    <w:p>
-      <w:pPr>
-        <w:spacing w:after="40"/>
-        <w:ind w:left="420"/>
-      </w:pPr>
-      <w:r>
-        <w:rPr>
-          <w:sz w:val="20"/>
-          <w:szCs w:val="20"/>
-        </w:rPr>
-        <w:t xml:space="preserve">B)  40 sq ft</w:t>
-      </w:r>
-    </w:p>
-    <w:p>
-      <w:pPr>
-        <w:spacing w:after="40"/>
-        <w:ind w:left="420"/>
-      </w:pPr>
-      <w:r>
-        <w:rPr>
-          <w:sz w:val="20"/>
-          <w:szCs w:val="20"/>
-        </w:rPr>
-        <w:t xml:space="preserve">C)  16 sq ft</w:t>
-      </w:r>
-    </w:p>
-    <w:p>
-      <w:pPr>
-        <w:spacing w:after="40"/>
-        <w:ind w:left="420"/>
-      </w:pPr>
-      <w:r>
-        <w:rPr>
-          <w:sz w:val="20"/>
-          <w:szCs w:val="20"/>
-        </w:rPr>
-        <w:t xml:space="preserve">D)  60 sq ft</w:t>
-      </w:r>
-    </w:p>
-    <w:p>
-      <w:pPr>
-        <w:spacing w:after="20"/>
-      </w:pPr>
-      <w:r>
-        <w:t xml:space="preserve"/>
-      </w:r>
-    </w:p>
-    <w:tbl>
-      <w:tblPr>
-        <w:tblW w:type="pct" w:w="100%"/>
-        <w:tblBorders>
-          <w:top w:val="single" w:color="C7D2DD" w:sz="6"/>
-          <w:left w:val="single" w:color="C7D2DD" w:sz="6"/>
-          <w:bottom w:val="single" w:color="C7D2DD" w:sz="6"/>
-          <w:right w:val="single" w:color="C7D2DD" w:sz="6"/>
-          <w:insideH w:val="single" w:color="auto" w:sz="4"/>
-          <w:insideV w:val="single" w:color="auto" w:sz="4"/>
-        </w:tblBorders>
-      </w:tblPr>
-      <w:tblGrid>
-        <w:gridCol w:w="100"/>
-      </w:tblGrid>
-      <w:tr>
-        <w:tc>
-          <w:tcPr>
-            <w:shd w:fill="FBF3E2" w:color="auto" w:val="clear"/>
-            <w:tcMar>
-              <w:top w:type="dxa" w:w="60"/>
-              <w:left w:type="dxa" w:w="120"/>
-              <w:bottom w:type="dxa" w:w="60"/>
-              <w:right w:type="dxa" w:w="120"/>
-            </w:tcMar>
-          </w:tcPr>
-          <w:p>
-            <w:pPr>
-              <w:spacing w:after="0" w:line="320"/>
-            </w:pPr>
-            <w:r>
-              <w:t xml:space="preserve"/>
-            </w:r>
-          </w:p>
-          <w:p>
-            <w:pPr>
-              <w:spacing w:after="0" w:line="320"/>
-            </w:pPr>
-            <w:r>
-              <w:t xml:space="preserve"/>
-            </w:r>
-          </w:p>
-        </w:tc>
-      </w:tr>
-    </w:tbl>
-    <w:p>
-      <w:pPr>
-        <w:keepNext/>
-        <w:spacing w:after="60" w:before="160"/>
-      </w:pPr>
-      <w:r>
-        <w:rPr>
-          <w:b/>
-          <w:bCs/>
-          <w:color w:val="12355B"/>
-          <w:sz w:val="22"/>
-          <w:szCs w:val="22"/>
-        </w:rPr>
-        <w:t xml:space="preserve">4.  </w:t>
-      </w:r>
-      <w:r>
-        <w:rPr>
-          <w:b/>
-          <w:bCs/>
-          <w:sz w:val="21"/>
-          <w:szCs w:val="21"/>
-        </w:rPr>
-        <w:t xml:space="preserve">Blueprint 2: A trapezoidal skylight has bases of 9 ft and 7 ft and a height of 6 ft. What is its area?</w:t>
-      </w:r>
-    </w:p>
-    <w:p>
-      <w:pPr>
-        <w:spacing w:after="40"/>
-        <w:ind w:left="420"/>
-      </w:pPr>
-      <w:r>
-        <w:rPr>
-          <w:sz w:val="20"/>
-          <w:szCs w:val="20"/>
-        </w:rPr>
-        <w:t xml:space="preserve">A)  48 sq ft</w:t>
-      </w:r>
-    </w:p>
-    <w:p>
-      <w:pPr>
-        <w:spacing w:after="40"/>
-        <w:ind w:left="420"/>
-      </w:pPr>
-      <w:r>
-        <w:rPr>
-          <w:sz w:val="20"/>
-          <w:szCs w:val="20"/>
-        </w:rPr>
-        <w:t xml:space="preserve">B)  96 sq ft</w:t>
-      </w:r>
-    </w:p>
-    <w:p>
-      <w:pPr>
-        <w:spacing w:after="40"/>
-        <w:ind w:left="420"/>
-      </w:pPr>
-      <w:r>
-        <w:rPr>
-          <w:sz w:val="20"/>
-          <w:szCs w:val="20"/>
-        </w:rPr>
-        <w:t xml:space="preserve">C)  63 sq ft</w:t>
-      </w:r>
-    </w:p>
-    <w:p>
-      <w:pPr>
-        <w:spacing w:after="40"/>
-        <w:ind w:left="420"/>
-      </w:pPr>
-      <w:r>
-        <w:rPr>
-          <w:sz w:val="20"/>
-          <w:szCs w:val="20"/>
-        </w:rPr>
-        <w:t xml:space="preserve">D)  44 sq ft</w:t>
-      </w:r>
-    </w:p>
-    <w:p>
-      <w:pPr>
-        <w:spacing w:after="20"/>
-      </w:pPr>
-      <w:r>
-        <w:t xml:space="preserve"/>
-      </w:r>
-    </w:p>
-    <w:tbl>
-      <w:tblPr>
-        <w:tblW w:type="pct" w:w="100%"/>
-        <w:tblBorders>
-          <w:top w:val="single" w:color="C7D2DD" w:sz="6"/>
-          <w:left w:val="single" w:color="C7D2DD" w:sz="6"/>
-          <w:bottom w:val="single" w:color="C7D2DD" w:sz="6"/>
-          <w:right w:val="single" w:color="C7D2DD" w:sz="6"/>
-          <w:insideH w:val="single" w:color="auto" w:sz="4"/>
-          <w:insideV w:val="single" w:color="auto" w:sz="4"/>
-        </w:tblBorders>
-      </w:tblPr>
-      <w:tblGrid>
-        <w:gridCol w:w="100"/>
-      </w:tblGrid>
-      <w:tr>
-        <w:tc>
-          <w:tcPr>
-            <w:shd w:fill="FBF3E2" w:color="auto" w:val="clear"/>
-            <w:tcMar>
-              <w:top w:type="dxa" w:w="60"/>
-              <w:left w:type="dxa" w:w="120"/>
-              <w:bottom w:type="dxa" w:w="60"/>
-              <w:right w:type="dxa" w:w="120"/>
-            </w:tcMar>
-          </w:tcPr>
-          <w:p>
-            <w:pPr>
-              <w:spacing w:after="0" w:line="320"/>
-            </w:pPr>
-            <w:r>
-              <w:t xml:space="preserve"/>
-            </w:r>
-          </w:p>
-          <w:p>
-            <w:pPr>
-              <w:spacing w:after="0" w:line="320"/>
-            </w:pPr>
-            <w:r>
-              <w:t xml:space="preserve"/>
-            </w:r>
-          </w:p>
-        </w:tc>
-      </w:tr>
-    </w:tbl>
-    <w:p>
-      <w:pPr>
         <w:pStyle w:val="Heading1"/>
         <w:pageBreakBefore/>
         <w:pBdr>
@@ -3222,23 +2988,17 @@
     </w:p>
     <w:p>
       <w:pPr>
-        <w:spacing w:after="80"/>
-      </w:pPr>
-      <w:r>
-        <w:rPr>
-          <w:b/>
-          <w:bCs/>
-          <w:sz w:val="21"/>
-          <w:szCs w:val="21"/>
-        </w:rPr>
-        <w:t xml:space="preserve">1.  </w:t>
-      </w:r>
-      <w:r>
-        <w:rPr>
-          <w:sz w:val="21"/>
-          <w:szCs w:val="21"/>
-        </w:rPr>
-        <w:t xml:space="preserve">A)  Add the two bases together</w:t>
+        <w:spacing w:after="100"/>
+      </w:pPr>
+      <w:r>
+        <w:rPr>
+          <w:b/>
+          <w:bCs/>
+          <w:color w:val="B97A12"/>
+          <w:sz w:val="20"/>
+          <w:szCs w:val="20"/>
+        </w:rPr>
+        <w:t xml:space="preserve">Watch for this mistake:  </w:t>
       </w:r>
       <w:r>
         <w:rPr>
@@ -3248,7 +3008,23 @@
           <w:sz w:val="19"/>
           <w:szCs w:val="19"/>
         </w:rPr>
-        <w:t xml:space="preserve">  — The formula is A = ½ × (b₁ + b₂) × h. The first step is to add the two parallel bases.</w:t>
+        <w:t xml:space="preserve">A common mistake in Area of Trapezoids is forgetting the ½ in A = ½ × (b1 + b2) × h. After adding the bases and multiplying by the height, students stop there instead of taking half — for example, with bases 6 ft and 10 ft and a height of 4 ft, they compute (6 + 10) × 4 = 64 sq ft instead of taking half to get the correct 32 sq ft. That unhalved number is really the area of the parallelogram made from two trapezoids, not the area of one trapezoid. Before you submit, always ask: "Did I take half of my last answer?"</w:t>
+      </w:r>
+    </w:p>
+    <w:p>
+      <w:pPr>
+        <w:pStyle w:val="Heading2"/>
+        <w:spacing w:after="80" w:before="180"/>
+      </w:pPr>
+      <w:r>
+        <w:rPr>
+          <w:b/>
+          <w:bCs/>
+          <w:color w:val="12355B"/>
+          <w:sz w:val="24"/>
+          <w:szCs w:val="24"/>
+        </w:rPr>
+        <w:t xml:space="preserve">Level 1 Support</w:t>
       </w:r>
     </w:p>
     <w:p>
@@ -3262,14 +3038,14 @@
           <w:sz w:val="21"/>
           <w:szCs w:val="21"/>
         </w:rPr>
-        <w:t xml:space="preserve">2.  </w:t>
-      </w:r>
-      <w:r>
-        <w:rPr>
-          <w:sz w:val="21"/>
-          <w:szCs w:val="21"/>
-        </w:rPr>
-        <w:t xml:space="preserve">A)  42 sq in</w:t>
+        <w:t xml:space="preserve">1.  </w:t>
+      </w:r>
+      <w:r>
+        <w:rPr>
+          <w:sz w:val="21"/>
+          <w:szCs w:val="21"/>
+        </w:rPr>
+        <w:t xml:space="preserve">A)  Add the two bases together</w:t>
       </w:r>
       <w:r>
         <w:rPr>
@@ -3279,7 +3055,7 @@
           <w:sz w:val="19"/>
           <w:szCs w:val="19"/>
         </w:rPr>
-        <w:t xml:space="preserve">  — A = ½ × (5 + 9) × 6 = ½ × 14 × 6 = ½ × 84 = 42 sq in.</w:t>
+        <w:t xml:space="preserve">  — The formula is A = ½ × (b₁ + b₂) × h. The first step is to add the two parallel bases.</w:t>
       </w:r>
     </w:p>
     <w:p>
@@ -3293,14 +3069,14 @@
           <w:sz w:val="21"/>
           <w:szCs w:val="21"/>
         </w:rPr>
-        <w:t xml:space="preserve">3.  </w:t>
-      </w:r>
-      <w:r>
-        <w:rPr>
-          <w:sz w:val="21"/>
-          <w:szCs w:val="21"/>
-        </w:rPr>
-        <w:t xml:space="preserve">A)  32 sq ft</w:t>
+        <w:t xml:space="preserve">2.  </w:t>
+      </w:r>
+      <w:r>
+        <w:rPr>
+          <w:sz w:val="21"/>
+          <w:szCs w:val="21"/>
+        </w:rPr>
+        <w:t xml:space="preserve">A)  42 sq in</w:t>
       </w:r>
       <w:r>
         <w:rPr>
@@ -3310,38 +3086,7 @@
           <w:sz w:val="19"/>
           <w:szCs w:val="19"/>
         </w:rPr>
-        <w:t xml:space="preserve">  — Use A = ½ × (b1 + b2) × h = ½ × (6 + 10) × 4 = ½ × 16 × 4 = 32 sq ft.</w:t>
-      </w:r>
-    </w:p>
-    <w:p>
-      <w:pPr>
-        <w:spacing w:after="80"/>
-      </w:pPr>
-      <w:r>
-        <w:rPr>
-          <w:b/>
-          <w:bCs/>
-          <w:sz w:val="21"/>
-          <w:szCs w:val="21"/>
-        </w:rPr>
-        <w:t xml:space="preserve">4.  </w:t>
-      </w:r>
-      <w:r>
-        <w:rPr>
-          <w:sz w:val="21"/>
-          <w:szCs w:val="21"/>
-        </w:rPr>
-        <w:t xml:space="preserve">A)  48 sq ft</w:t>
-      </w:r>
-      <w:r>
-        <w:rPr>
-          <w:i/>
-          <w:iCs/>
-          <w:color w:val="5F6F80"/>
-          <w:sz w:val="19"/>
-          <w:szCs w:val="19"/>
-        </w:rPr>
-        <w:t xml:space="preserve">  — A = ½ × (9 + 7) × 6 = ½ × 16 × 6 = ½ × 96 = 48 sq ft.</w:t>
+        <w:t xml:space="preserve">  — A = ½ × (5 + 9) × 6 = ½ × 14 × 6 = ½ × 84 = 42 sq in.</w:t>
       </w:r>
     </w:p>
     <w:p>

--- a/lessons/5-2/downloads/5-2-notes-teacher.docx
+++ b/lessons/5-2/downloads/5-2-notes-teacher.docx
@@ -1247,7 +1247,22 @@
           <w:sz w:val="30"/>
           <w:szCs w:val="30"/>
         </w:rPr>
-        <w:t xml:space="preserve">Worked Example</w:t>
+        <w:t xml:space="preserve">Write About the Math</w:t>
+      </w:r>
+    </w:p>
+    <w:p>
+      <w:pPr>
+        <w:spacing w:after="100"/>
+      </w:pPr>
+      <w:r>
+        <w:rPr>
+          <w:i/>
+          <w:iCs/>
+          <w:color w:val="5F6F80"/>
+          <w:sz w:val="19"/>
+          <w:szCs w:val="19"/>
+        </w:rPr>
+        <w:t xml:space="preserve">Use the support level you need. Every level answers the same math question.</w:t>
       </w:r>
     </w:p>
     <w:p>
@@ -1263,17 +1278,17 @@
           <w:sz w:val="24"/>
           <w:szCs w:val="24"/>
         </w:rPr>
-        <w:t xml:space="preserve">Watch &amp; Read</w:t>
+        <w:t xml:space="preserve">1. Understand the Question</w:t>
       </w:r>
       <w:r>
         <w:rPr>
           <w:i/>
           <w:iCs/>
-          <w:color w:val="1FA6A2"/>
+          <w:color w:val="B97A12"/>
           <w:sz w:val="19"/>
           <w:szCs w:val="19"/>
         </w:rPr>
-        <w:t xml:space="preserve">   I Do — follow along with your teacher</w:t>
+        <w:t xml:space="preserve">   explain</w:t>
       </w:r>
     </w:p>
     <w:tbl>
@@ -1308,25 +1323,44 @@
             </w:pPr>
             <w:r>
               <w:rPr>
+                <w:color w:val="1A2733"/>
+                <w:sz w:val="21"/>
+                <w:szCs w:val="21"/>
+              </w:rPr>
+              <w:t xml:space="preserve">On the grid you copied the trapezoid (bases 8 and 4, height 5), flipped it, and joined it to the original. What shape formed, and how does that explain the 1/2 in the formula?</w:t>
+            </w:r>
+          </w:p>
+          <w:p>
+            <w:pPr>
+              <w:spacing w:after="0"/>
+            </w:pPr>
+            <w:r>
+              <w:rPr>
                 <w:b/>
                 <w:bCs/>
                 <w:color w:val="12355B"/>
-                <w:sz w:val="22"/>
-                <w:szCs w:val="22"/>
+                <w:sz w:val="20"/>
+                <w:szCs w:val="20"/>
               </w:rPr>
-              <w:t xml:space="preserve">Blueprint Review</w:t>
-            </w:r>
-          </w:p>
-          <w:p>
-            <w:pPr>
-              <w:spacing w:after="0"/>
-            </w:pPr>
+              <w:t xml:space="preserve">Your job:  </w:t>
+            </w:r>
             <w:r>
               <w:rPr>
-                <w:sz w:val="21"/>
-                <w:szCs w:val="21"/>
+                <w:sz w:val="20"/>
+                <w:szCs w:val="20"/>
               </w:rPr>
-              <w:t xml:space="preserve">Your architecture firm is designing a trapezoidal window for a modern building. The glass supplier charges by the square foot, so the team must calculate the exact area. The window has a top edge of 4 feet, a bottom edge of 8 feet, and a height of 5 feet.</w:t>
+              <w:t xml:space="preserve">Answer the question. Use math evidence. Explain how the evidence proves your answer.</w:t>
+            </w:r>
+            <w:r>
+              <w:rPr>
+                <w:i/>
+                <w:iCs/>
+                <w:color w:val="5F6F80"/>
+                <w:sz w:val="18"/>
+                <w:szCs w:val="18"/>
+              </w:rPr>
+              <w:br/>
+              <w:t xml:space="preserve">Responde la pregunta. Usa evidencia matemática. Explica cómo la evidencia demuestra tu respuesta.</w:t>
             </w:r>
           </w:p>
         </w:tc>
@@ -1334,94 +1368,6 @@
     </w:tbl>
     <w:p>
       <w:pPr>
-        <w:spacing w:after="80"/>
-      </w:pPr>
-      <w:r>
-        <w:t xml:space="preserve"/>
-      </w:r>
-    </w:p>
-    <w:p>
-      <w:pPr>
-        <w:spacing w:after="50" w:before="60"/>
-      </w:pPr>
-      <w:r>
-        <w:rPr>
-          <w:b/>
-          <w:bCs/>
-          <w:color w:val="12355B"/>
-          <w:sz w:val="21"/>
-          <w:szCs w:val="21"/>
-        </w:rPr>
-        <w:t xml:space="preserve">Think about:</w:t>
-      </w:r>
-    </w:p>
-    <w:p>
-      <w:pPr>
-        <w:spacing w:after="40"/>
-        <w:ind w:left="300"/>
-      </w:pPr>
-      <w:r>
-        <w:rPr>
-          <w:sz w:val="20"/>
-          <w:szCs w:val="20"/>
-        </w:rPr>
-        <w:t xml:space="preserve">•  What shape is the window?</w:t>
-      </w:r>
-    </w:p>
-    <w:p>
-      <w:pPr>
-        <w:spacing w:after="40"/>
-        <w:ind w:left="300"/>
-      </w:pPr>
-      <w:r>
-        <w:rPr>
-          <w:sz w:val="20"/>
-          <w:szCs w:val="20"/>
-        </w:rPr>
-        <w:t xml:space="preserve">•  How many parallel sides does it have?</w:t>
-      </w:r>
-    </w:p>
-    <w:p>
-      <w:pPr>
-        <w:spacing w:after="40"/>
-        <w:ind w:left="300"/>
-      </w:pPr>
-      <w:r>
-        <w:rPr>
-          <w:sz w:val="20"/>
-          <w:szCs w:val="20"/>
-        </w:rPr>
-        <w:t xml:space="preserve">•  What measurements are given?</w:t>
-      </w:r>
-    </w:p>
-    <w:p>
-      <w:pPr>
-        <w:spacing w:after="40"/>
-        <w:ind w:left="300"/>
-      </w:pPr>
-      <w:r>
-        <w:rPr>
-          <w:sz w:val="20"/>
-          <w:szCs w:val="20"/>
-        </w:rPr>
-        <w:t xml:space="preserve">•  Why does the formula use two bases instead of one?</w:t>
-      </w:r>
-    </w:p>
-    <w:p>
-      <w:pPr>
-        <w:spacing w:after="40"/>
-        <w:ind w:left="300"/>
-      </w:pPr>
-      <w:r>
-        <w:rPr>
-          <w:sz w:val="20"/>
-          <w:szCs w:val="20"/>
-        </w:rPr>
-        <w:t xml:space="preserve">•  What would happen if both bases were the same length?</w:t>
-      </w:r>
-    </w:p>
-    <w:p>
-      <w:pPr>
         <w:pStyle w:val="Heading2"/>
         <w:spacing w:after="80" w:before="180"/>
       </w:pPr>
@@ -1433,7 +1379,7 @@
           <w:sz w:val="24"/>
           <w:szCs w:val="24"/>
         </w:rPr>
-        <w:t xml:space="preserve">Solved Example</w:t>
+        <w:t xml:space="preserve">2. Plan Your Math Words</w:t>
       </w:r>
       <w:r>
         <w:rPr>
@@ -1443,150 +1389,299 @@
           <w:sz w:val="19"/>
           <w:szCs w:val="19"/>
         </w:rPr>
-        <w:t xml:space="preserve">   I Do — watch each step</w:t>
-      </w:r>
-    </w:p>
-    <w:p>
-      <w:pPr>
-        <w:keepNext/>
-        <w:spacing w:after="40"/>
-      </w:pPr>
-      <w:r>
-        <w:rPr>
-          <w:b/>
-          <w:bCs/>
-          <w:color w:val="12355B"/>
-          <w:sz w:val="21"/>
-          <w:szCs w:val="21"/>
-        </w:rPr>
-        <w:t xml:space="preserve">Problem:  </w:t>
-      </w:r>
-      <w:r>
-        <w:rPr>
-          <w:sz w:val="21"/>
-          <w:szCs w:val="21"/>
-        </w:rPr>
-        <w:t xml:space="preserve">What is the area of a trapezoid with bases 6 cm and 10 cm, and height 4 cm?</w:t>
-      </w:r>
-    </w:p>
-    <w:p>
-      <w:pPr>
-        <w:spacing w:after="30"/>
-        <w:ind w:left="420"/>
-      </w:pPr>
-      <w:r>
-        <w:rPr>
+        <w:t xml:space="preserve">   check at least two</w:t>
+      </w:r>
+    </w:p>
+    <w:p>
+      <w:pPr>
+        <w:spacing w:after="60"/>
+      </w:pPr>
+      <w:r>
+        <w:rPr>
+          <w:b/>
+          <w:bCs/>
+          <w:color w:val="1FA6A2"/>
+          <w:sz w:val="22"/>
+          <w:szCs w:val="22"/>
+        </w:rPr>
+        <w:t xml:space="preserve">☐  </w:t>
+      </w:r>
+      <w:r>
+        <w:rPr>
+          <w:b/>
+          <w:bCs/>
+          <w:color w:val="12355B"/>
           <w:sz w:val="20"/>
           <w:szCs w:val="20"/>
         </w:rPr>
-        <w:t xml:space="preserve">A)  32 sq cm</w:t>
-      </w:r>
-    </w:p>
-    <w:p>
-      <w:pPr>
-        <w:spacing w:after="30"/>
-        <w:ind w:left="420"/>
-      </w:pPr>
+        <w:t xml:space="preserve">Trapezoid — </w:t>
+      </w:r>
       <w:r>
         <w:rPr>
           <w:sz w:val="20"/>
           <w:szCs w:val="20"/>
         </w:rPr>
-        <w:t xml:space="preserve">B)  64 sq cm</w:t>
-      </w:r>
-    </w:p>
-    <w:p>
-      <w:pPr>
-        <w:spacing w:after="30"/>
-        <w:ind w:left="420"/>
-      </w:pPr>
-      <w:r>
-        <w:rPr>
+        <w:t xml:space="preserve">A four-sided shape with just one pair of parallel sides.</w:t>
+      </w:r>
+      <w:r>
+        <w:rPr>
+          <w:i/>
+          <w:iCs/>
+          <w:color w:val="5F6F80"/>
+          <w:sz w:val="18"/>
+          <w:szCs w:val="18"/>
+        </w:rPr>
+        <w:br/>
+        <w:t xml:space="preserve">Trapecio — Una figura de cuatro lados con solo un par de lados paralelos.</w:t>
+      </w:r>
+    </w:p>
+    <w:p>
+      <w:pPr>
+        <w:spacing w:after="60"/>
+      </w:pPr>
+      <w:r>
+        <w:rPr>
+          <w:b/>
+          <w:bCs/>
+          <w:color w:val="1FA6A2"/>
+          <w:sz w:val="22"/>
+          <w:szCs w:val="22"/>
+        </w:rPr>
+        <w:t xml:space="preserve">☐  </w:t>
+      </w:r>
+      <w:r>
+        <w:rPr>
+          <w:b/>
+          <w:bCs/>
+          <w:color w:val="12355B"/>
           <w:sz w:val="20"/>
           <w:szCs w:val="20"/>
         </w:rPr>
-        <w:t xml:space="preserve">C)  24 sq cm</w:t>
-      </w:r>
-    </w:p>
-    <w:p>
-      <w:pPr>
-        <w:spacing w:after="30"/>
-        <w:ind w:left="420"/>
-      </w:pPr>
+        <w:t xml:space="preserve">Base 1 (b1) — </w:t>
+      </w:r>
       <w:r>
         <w:rPr>
           <w:sz w:val="20"/>
           <w:szCs w:val="20"/>
         </w:rPr>
-        <w:t xml:space="preserve">D)  40 sq cm</w:t>
-      </w:r>
-    </w:p>
-    <w:p>
-      <w:pPr>
-        <w:spacing w:after="20" w:before="50"/>
+        <w:t xml:space="preserve">One of the two parallel sides of a trapezoid.</w:t>
+      </w:r>
+      <w:r>
+        <w:rPr>
+          <w:i/>
+          <w:iCs/>
+          <w:color w:val="5F6F80"/>
+          <w:sz w:val="18"/>
+          <w:szCs w:val="18"/>
+        </w:rPr>
+        <w:br/>
+        <w:t xml:space="preserve">Base 1 (b1) — Uno de los dos lados paralelos de un trapecio.</w:t>
+      </w:r>
+    </w:p>
+    <w:p>
+      <w:pPr>
+        <w:spacing w:after="60"/>
       </w:pPr>
       <w:r>
         <w:rPr>
           <w:b/>
           <w:bCs/>
           <w:color w:val="1FA6A2"/>
-          <w:sz w:val="21"/>
-          <w:szCs w:val="21"/>
-        </w:rPr>
-        <w:t xml:space="preserve">Step 1:  </w:t>
-      </w:r>
-      <w:r>
-        <w:rPr>
-          <w:sz w:val="21"/>
-          <w:szCs w:val="21"/>
-        </w:rPr>
-        <w:t xml:space="preserve">A = ½ × (b₁ + b₂) × h = ½ × (6 + 10) × 4 = ½ × 16 × 4 = 32 sq cm.</w:t>
-      </w:r>
-    </w:p>
-    <w:p>
-      <w:pPr>
-        <w:spacing w:after="40" w:before="60"/>
-      </w:pPr>
-      <w:r>
-        <w:rPr>
-          <w:b/>
-          <w:bCs/>
-          <w:color w:val="12355B"/>
-          <w:sz w:val="21"/>
-          <w:szCs w:val="21"/>
-        </w:rPr>
-        <w:t xml:space="preserve">Answer:  </w:t>
-      </w:r>
-      <w:r>
-        <w:rPr>
-          <w:b/>
-          <w:bCs/>
-          <w:sz w:val="21"/>
-          <w:szCs w:val="21"/>
-        </w:rPr>
-        <w:t xml:space="preserve">A. 32 sq cm</w:t>
-      </w:r>
-    </w:p>
-    <w:p>
-      <w:pPr>
-        <w:pStyle w:val="Heading1"/>
-        <w:pageBreakBefore/>
-        <w:pBdr>
-          <w:bottom w:val="single" w:color="1FA6A2" w:sz="14" w:space="6"/>
-        </w:pBdr>
-        <w:spacing w:after="140" w:before="0"/>
-      </w:pPr>
-      <w:r>
-        <w:rPr>
-          <w:b/>
-          <w:bCs/>
-          <w:color w:val="12355B"/>
-          <w:sz w:val="30"/>
-          <w:szCs w:val="30"/>
-        </w:rPr>
-        <w:t xml:space="preserve">Guided Practice</w:t>
-      </w:r>
-    </w:p>
+          <w:sz w:val="22"/>
+          <w:szCs w:val="22"/>
+        </w:rPr>
+        <w:t xml:space="preserve">☐  </w:t>
+      </w:r>
+      <w:r>
+        <w:rPr>
+          <w:b/>
+          <w:bCs/>
+          <w:color w:val="12355B"/>
+          <w:sz w:val="20"/>
+          <w:szCs w:val="20"/>
+        </w:rPr>
+        <w:t xml:space="preserve">Base 2 (b2) — </w:t>
+      </w:r>
+      <w:r>
+        <w:rPr>
+          <w:sz w:val="20"/>
+          <w:szCs w:val="20"/>
+        </w:rPr>
+        <w:t xml:space="preserve">The other parallel side of a trapezoid.</w:t>
+      </w:r>
+      <w:r>
+        <w:rPr>
+          <w:i/>
+          <w:iCs/>
+          <w:color w:val="5F6F80"/>
+          <w:sz w:val="18"/>
+          <w:szCs w:val="18"/>
+        </w:rPr>
+        <w:br/>
+        <w:t xml:space="preserve">Base 2 (b2) — El otro lado paralelo de un trapecio.</w:t>
+      </w:r>
+    </w:p>
+    <w:p>
+      <w:pPr>
+        <w:spacing w:after="60"/>
+      </w:pPr>
+      <w:r>
+        <w:rPr>
+          <w:b/>
+          <w:bCs/>
+          <w:color w:val="1FA6A2"/>
+          <w:sz w:val="22"/>
+          <w:szCs w:val="22"/>
+        </w:rPr>
+        <w:t xml:space="preserve">☐  </w:t>
+      </w:r>
+      <w:r>
+        <w:rPr>
+          <w:b/>
+          <w:bCs/>
+          <w:color w:val="12355B"/>
+          <w:sz w:val="20"/>
+          <w:szCs w:val="20"/>
+        </w:rPr>
+        <w:t xml:space="preserve">Height — </w:t>
+      </w:r>
+      <w:r>
+        <w:rPr>
+          <w:sz w:val="20"/>
+          <w:szCs w:val="20"/>
+        </w:rPr>
+        <w:t xml:space="preserve">The straight-up distance between the two parallel sides.</w:t>
+      </w:r>
+      <w:r>
+        <w:rPr>
+          <w:i/>
+          <w:iCs/>
+          <w:color w:val="5F6F80"/>
+          <w:sz w:val="18"/>
+          <w:szCs w:val="18"/>
+        </w:rPr>
+        <w:br/>
+        <w:t xml:space="preserve">Altura — La distancia recta entre los dos lados paralelos.</w:t>
+      </w:r>
+    </w:p>
+    <w:p>
+      <w:pPr>
+        <w:spacing w:after="60"/>
+      </w:pPr>
+      <w:r>
+        <w:rPr>
+          <w:b/>
+          <w:bCs/>
+          <w:color w:val="1FA6A2"/>
+          <w:sz w:val="22"/>
+          <w:szCs w:val="22"/>
+        </w:rPr>
+        <w:t xml:space="preserve">☐  </w:t>
+      </w:r>
+      <w:r>
+        <w:rPr>
+          <w:b/>
+          <w:bCs/>
+          <w:color w:val="12355B"/>
+          <w:sz w:val="20"/>
+          <w:szCs w:val="20"/>
+        </w:rPr>
+        <w:t xml:space="preserve">Area — </w:t>
+      </w:r>
+      <w:r>
+        <w:rPr>
+          <w:sz w:val="20"/>
+          <w:szCs w:val="20"/>
+        </w:rPr>
+        <w:t xml:space="preserve">How much space is inside a flat shape.</w:t>
+      </w:r>
+      <w:r>
+        <w:rPr>
+          <w:i/>
+          <w:iCs/>
+          <w:color w:val="5F6F80"/>
+          <w:sz w:val="18"/>
+          <w:szCs w:val="18"/>
+        </w:rPr>
+        <w:br/>
+        <w:t xml:space="preserve">Área — Cuánto espacio hay dentro de una figura plana.</w:t>
+      </w:r>
+    </w:p>
+    <w:tbl>
+      <w:tblPr>
+        <w:tblW w:type="pct" w:w="100%"/>
+        <w:tblBorders>
+          <w:top w:val="single" w:color="1FA6A2" w:sz="8"/>
+          <w:left w:val="single" w:color="1FA6A2" w:sz="8"/>
+          <w:bottom w:val="single" w:color="1FA6A2" w:sz="8"/>
+          <w:right w:val="single" w:color="1FA6A2" w:sz="8"/>
+          <w:insideH w:val="single" w:color="auto" w:sz="4"/>
+          <w:insideV w:val="single" w:color="auto" w:sz="4"/>
+        </w:tblBorders>
+      </w:tblPr>
+      <w:tblGrid>
+        <w:gridCol w:w="100"/>
+      </w:tblGrid>
+      <w:tr>
+        <w:tc>
+          <w:tcPr>
+            <w:shd w:fill="F7FFFD" w:color="auto" w:val="clear"/>
+            <w:tcMar>
+              <w:top w:type="dxa" w:w="120"/>
+              <w:left w:type="dxa" w:w="180"/>
+              <w:bottom w:type="dxa" w:w="120"/>
+              <w:right w:type="dxa" w:w="180"/>
+            </w:tcMar>
+          </w:tcPr>
+          <w:p>
+            <w:pPr>
+              <w:spacing w:after="50"/>
+            </w:pPr>
+            <w:r>
+              <w:rPr>
+                <w:b/>
+                <w:bCs/>
+                <w:color w:val="1FA6A2"/>
+                <w:sz w:val="20"/>
+                <w:szCs w:val="20"/>
+              </w:rPr>
+              <w:t xml:space="preserve">Say it first:  </w:t>
+            </w:r>
+            <w:r>
+              <w:rPr>
+                <w:sz w:val="20"/>
+                <w:szCs w:val="20"/>
+              </w:rPr>
+              <w:t xml:space="preserve">Say your idea to a partner or quietly to yourself before you write.</w:t>
+            </w:r>
+          </w:p>
+          <w:p>
+            <w:pPr>
+              <w:spacing w:after="60"/>
+            </w:pPr>
+            <w:r>
+              <w:rPr>
+                <w:color w:val="1A2733"/>
+                <w:sz w:val="21"/>
+                <w:szCs w:val="21"/>
+              </w:rPr>
+              <w:t xml:space="preserve">When I flip and join the trapezoid, I make a ___.</w:t>
+            </w:r>
+            <w:r>
+              <w:rPr>
+                <w:i/>
+                <w:iCs/>
+                <w:color w:val="5F6F80"/>
+                <w:sz w:val="19"/>
+                <w:szCs w:val="19"/>
+              </w:rPr>
+              <w:br/>
+              <w:t xml:space="preserve">Cuando volteo y uno el trapecio, formo un ___.</w:t>
+            </w:r>
+          </w:p>
+        </w:tc>
+      </w:tr>
+    </w:tbl>
     <w:p>
       <w:pPr>
         <w:pStyle w:val="Heading2"/>
@@ -1600,181 +1695,17 @@
           <w:sz w:val="24"/>
           <w:szCs w:val="24"/>
         </w:rPr>
-        <w:t xml:space="preserve">Solve Together</w:t>
+        <w:t xml:space="preserve">3. Build Your Explanation</w:t>
       </w:r>
       <w:r>
         <w:rPr>
           <w:i/>
           <w:iCs/>
-          <w:color w:val="6B4FA0"/>
+          <w:color w:val="B97A12"/>
           <w:sz w:val="19"/>
           <w:szCs w:val="19"/>
         </w:rPr>
-        <w:t xml:space="preserve">   We Do — work with your class</w:t>
-      </w:r>
-    </w:p>
-    <w:p>
-      <w:pPr>
-        <w:keepNext/>
-        <w:spacing w:after="40" w:before="40"/>
-      </w:pPr>
-      <w:r>
-        <w:rPr>
-          <w:b/>
-          <w:bCs/>
-          <w:color w:val="12355B"/>
-          <w:sz w:val="21"/>
-          <w:szCs w:val="21"/>
-        </w:rPr>
-        <w:t xml:space="preserve">Problem:  </w:t>
-      </w:r>
-      <w:r>
-        <w:rPr>
-          <w:sz w:val="21"/>
-          <w:szCs w:val="21"/>
-        </w:rPr>
-        <w:t xml:space="preserve">A trapezoid has an area of 45 sq ft, bases of 7 ft and 11 ft. What is the height?</w:t>
-      </w:r>
-    </w:p>
-    <w:p>
-      <w:pPr>
-        <w:spacing w:after="30"/>
-        <w:ind w:left="420"/>
-      </w:pPr>
-      <w:r>
-        <w:rPr>
-          <w:sz w:val="20"/>
-          <w:szCs w:val="20"/>
-        </w:rPr>
-        <w:t xml:space="preserve">A)  5 ft</w:t>
-      </w:r>
-    </w:p>
-    <w:p>
-      <w:pPr>
-        <w:spacing w:after="30"/>
-        <w:ind w:left="420"/>
-      </w:pPr>
-      <w:r>
-        <w:rPr>
-          <w:sz w:val="20"/>
-          <w:szCs w:val="20"/>
-        </w:rPr>
-        <w:t xml:space="preserve">B)  9 ft</w:t>
-      </w:r>
-    </w:p>
-    <w:p>
-      <w:pPr>
-        <w:spacing w:after="30"/>
-        <w:ind w:left="420"/>
-      </w:pPr>
-      <w:r>
-        <w:rPr>
-          <w:sz w:val="20"/>
-          <w:szCs w:val="20"/>
-        </w:rPr>
-        <w:t xml:space="preserve">C)  3 ft</w:t>
-      </w:r>
-    </w:p>
-    <w:p>
-      <w:pPr>
-        <w:spacing w:after="30"/>
-        <w:ind w:left="420"/>
-      </w:pPr>
-      <w:r>
-        <w:rPr>
-          <w:sz w:val="20"/>
-          <w:szCs w:val="20"/>
-        </w:rPr>
-        <w:t xml:space="preserve">D)  10 ft</w:t>
-      </w:r>
-    </w:p>
-    <w:p>
-      <w:pPr>
-        <w:keepNext/>
-        <w:spacing w:after="0" w:before="50"/>
-      </w:pPr>
-      <w:r>
-        <w:rPr>
-          <w:b/>
-          <w:bCs/>
-          <w:color w:val="6B4FA0"/>
-          <w:sz w:val="21"/>
-          <w:szCs w:val="21"/>
-        </w:rPr>
-        <w:t xml:space="preserve">Step 1:</w:t>
-      </w:r>
-    </w:p>
-    <w:p>
-      <w:pPr>
-        <w:pBdr>
-          <w:bottom w:val="single" w:color="AFBECC" w:sz="6"/>
-        </w:pBdr>
-        <w:spacing w:after="30" w:before="150"/>
-      </w:pPr>
-      <w:r>
-        <w:t xml:space="preserve"/>
-      </w:r>
-    </w:p>
-    <w:p>
-      <w:pPr>
-        <w:keepNext/>
-        <w:spacing w:after="0" w:before="50"/>
-      </w:pPr>
-      <w:r>
-        <w:rPr>
-          <w:b/>
-          <w:bCs/>
-          <w:color w:val="6B4FA0"/>
-          <w:sz w:val="21"/>
-          <w:szCs w:val="21"/>
-        </w:rPr>
-        <w:t xml:space="preserve">Step 2:</w:t>
-      </w:r>
-    </w:p>
-    <w:p>
-      <w:pPr>
-        <w:pBdr>
-          <w:bottom w:val="single" w:color="AFBECC" w:sz="6"/>
-        </w:pBdr>
-        <w:spacing w:after="30" w:before="150"/>
-      </w:pPr>
-      <w:r>
-        <w:t xml:space="preserve"/>
-      </w:r>
-    </w:p>
-    <w:p>
-      <w:pPr>
-        <w:keepNext/>
-        <w:spacing w:after="0" w:before="60"/>
-      </w:pPr>
-      <w:r>
-        <w:rPr>
-          <w:b/>
-          <w:bCs/>
-          <w:color w:val="12355B"/>
-          <w:sz w:val="21"/>
-          <w:szCs w:val="21"/>
-        </w:rPr>
-        <w:t xml:space="preserve">Answer:</w:t>
-      </w:r>
-    </w:p>
-    <w:p>
-      <w:pPr>
-        <w:pBdr>
-          <w:bottom w:val="single" w:color="AFBECC" w:sz="6"/>
-        </w:pBdr>
-        <w:spacing w:after="30" w:before="150"/>
-      </w:pPr>
-      <w:r>
-        <w:t xml:space="preserve"/>
-      </w:r>
-    </w:p>
-    <w:p>
-      <w:pPr>
-        <w:spacing w:after="80"/>
-      </w:pPr>
-      <w:r>
-        <w:t xml:space="preserve"/>
+        <w:t xml:space="preserve">   choose your support</w:t>
       </w:r>
     </w:p>
     <w:tbl>
@@ -1805,6 +1736,1371 @@
           </w:tcPr>
           <w:p>
             <w:pPr>
+              <w:spacing w:after="50"/>
+            </w:pPr>
+            <w:r>
+              <w:rPr>
+                <w:i/>
+                <w:iCs/>
+                <w:color w:val="5F6F80"/>
+                <w:sz w:val="19"/>
+                <w:szCs w:val="19"/>
+              </w:rPr>
+              <w:t xml:space="preserve">This model shows the parts of an explanation. It does not answer your writing question.</w:t>
+            </w:r>
+          </w:p>
+          <w:p>
+            <w:pPr>
+              <w:spacing w:after="80"/>
+            </w:pPr>
+            <w:r>
+              <w:rPr>
+                <w:b/>
+                <w:bCs/>
+                <w:color w:val="12355B"/>
+                <w:sz w:val="19"/>
+                <w:szCs w:val="19"/>
+              </w:rPr>
+              <w:t xml:space="preserve">Claim:  </w:t>
+            </w:r>
+            <w:r>
+              <w:rPr>
+                <w:sz w:val="19"/>
+                <w:szCs w:val="19"/>
+              </w:rPr>
+              <w:t xml:space="preserve">We use both bases because the top and bottom are different lengths.</w:t>
+            </w:r>
+          </w:p>
+          <w:p>
+            <w:pPr>
+              <w:spacing w:after="80"/>
+            </w:pPr>
+            <w:r>
+              <w:rPr>
+                <w:b/>
+                <w:bCs/>
+                <w:color w:val="12355B"/>
+                <w:sz w:val="19"/>
+                <w:szCs w:val="19"/>
+              </w:rPr>
+              <w:t xml:space="preserve">Evidence:  </w:t>
+            </w:r>
+            <w:r>
+              <w:rPr>
+                <w:sz w:val="19"/>
+                <w:szCs w:val="19"/>
+              </w:rPr>
+              <w:t xml:space="preserve">Students explain a trapezoid has two parallel sides of different lengths, so using only one would over- or under-count the area; strong answers mention averaging the bases.</w:t>
+            </w:r>
+          </w:p>
+          <w:p>
+            <w:pPr>
+              <w:spacing w:after="80"/>
+            </w:pPr>
+            <w:r>
+              <w:rPr>
+                <w:b/>
+                <w:bCs/>
+                <w:color w:val="12355B"/>
+                <w:sz w:val="19"/>
+                <w:szCs w:val="19"/>
+              </w:rPr>
+              <w:t xml:space="preserve">Reasoning:  </w:t>
+            </w:r>
+            <w:r>
+              <w:rPr>
+                <w:sz w:val="19"/>
+                <w:szCs w:val="19"/>
+              </w:rPr>
+              <w:t xml:space="preserve">This evidence connects the definition of trapezoid to the mathematical claim.</w:t>
+            </w:r>
+          </w:p>
+        </w:tc>
+      </w:tr>
+    </w:tbl>
+    <w:p>
+      <w:pPr>
+        <w:pStyle w:val="Heading2"/>
+        <w:spacing w:after="80" w:before="180"/>
+      </w:pPr>
+      <w:r>
+        <w:rPr>
+          <w:b/>
+          <w:bCs/>
+          <w:color w:val="12355B"/>
+          <w:sz w:val="24"/>
+          <w:szCs w:val="24"/>
+        </w:rPr>
+        <w:t xml:space="preserve">Start</w:t>
+      </w:r>
+      <w:r>
+        <w:rPr>
+          <w:i/>
+          <w:iCs/>
+          <w:color w:val="1FA6A2"/>
+          <w:sz w:val="19"/>
+          <w:szCs w:val="19"/>
+        </w:rPr>
+        <w:t xml:space="preserve">   Most language support</w:t>
+      </w:r>
+    </w:p>
+    <w:p>
+      <w:pPr>
+        <w:spacing w:after="60"/>
+      </w:pPr>
+      <w:r>
+        <w:rPr>
+          <w:color w:val="1A2733"/>
+          <w:sz w:val="21"/>
+          <w:szCs w:val="21"/>
+        </w:rPr>
+        <w:t xml:space="preserve">Complete the frames. Use the word bank.</w:t>
+      </w:r>
+      <w:r>
+        <w:rPr>
+          <w:i/>
+          <w:iCs/>
+          <w:color w:val="5F6F80"/>
+          <w:sz w:val="19"/>
+          <w:szCs w:val="19"/>
+        </w:rPr>
+        <w:br/>
+        <w:t xml:space="preserve">Completa las oraciones. Usa el banco de palabras.</w:t>
+      </w:r>
+    </w:p>
+    <w:p>
+      <w:pPr>
+        <w:spacing w:after="60"/>
+      </w:pPr>
+      <w:r>
+        <w:rPr>
+          <w:color w:val="1A2733"/>
+          <w:sz w:val="21"/>
+          <w:szCs w:val="21"/>
+        </w:rPr>
+        <w:t xml:space="preserve">When I flip and join the trapezoid, I make a ___.</w:t>
+      </w:r>
+      <w:r>
+        <w:rPr>
+          <w:i/>
+          <w:iCs/>
+          <w:color w:val="5F6F80"/>
+          <w:sz w:val="19"/>
+          <w:szCs w:val="19"/>
+        </w:rPr>
+        <w:br/>
+        <w:t xml:space="preserve">Cuando volteo y uno el trapecio, formo un ___.</w:t>
+      </w:r>
+    </w:p>
+    <w:p>
+      <w:pPr>
+        <w:spacing w:after="60"/>
+      </w:pPr>
+      <w:r>
+        <w:rPr>
+          <w:color w:val="1A2733"/>
+          <w:sz w:val="21"/>
+          <w:szCs w:val="21"/>
+        </w:rPr>
+        <w:t xml:space="preserve">I added the two bases first because ___.</w:t>
+      </w:r>
+      <w:r>
+        <w:rPr>
+          <w:i/>
+          <w:iCs/>
+          <w:color w:val="5F6F80"/>
+          <w:sz w:val="19"/>
+          <w:szCs w:val="19"/>
+        </w:rPr>
+        <w:br/>
+        <w:t xml:space="preserve">Primero sumé las dos bases porque ___.</w:t>
+      </w:r>
+    </w:p>
+    <w:tbl>
+      <w:tblPr>
+        <w:tblW w:type="pct" w:w="100%"/>
+        <w:tblBorders>
+          <w:top w:val="single" w:color="C7D2DD" w:sz="6"/>
+          <w:left w:val="single" w:color="C7D2DD" w:sz="6"/>
+          <w:bottom w:val="single" w:color="C7D2DD" w:sz="6"/>
+          <w:right w:val="single" w:color="C7D2DD" w:sz="6"/>
+          <w:insideH w:val="single" w:color="auto" w:sz="4"/>
+          <w:insideV w:val="single" w:color="auto" w:sz="4"/>
+        </w:tblBorders>
+      </w:tblPr>
+      <w:tblGrid>
+        <w:gridCol w:w="100"/>
+      </w:tblGrid>
+      <w:tr>
+        <w:tc>
+          <w:tcPr>
+            <w:shd w:fill="FBF3E2" w:color="auto" w:val="clear"/>
+            <w:tcMar>
+              <w:top w:type="dxa" w:w="60"/>
+              <w:left w:type="dxa" w:w="120"/>
+              <w:bottom w:type="dxa" w:w="60"/>
+              <w:right w:type="dxa" w:w="120"/>
+            </w:tcMar>
+          </w:tcPr>
+          <w:p>
+            <w:pPr>
+              <w:spacing w:after="0" w:line="320"/>
+            </w:pPr>
+            <w:r>
+              <w:t xml:space="preserve"/>
+            </w:r>
+          </w:p>
+          <w:p>
+            <w:pPr>
+              <w:spacing w:after="0" w:line="320"/>
+            </w:pPr>
+            <w:r>
+              <w:t xml:space="preserve"/>
+            </w:r>
+          </w:p>
+          <w:p>
+            <w:pPr>
+              <w:spacing w:after="0" w:line="320"/>
+            </w:pPr>
+            <w:r>
+              <w:t xml:space="preserve"/>
+            </w:r>
+          </w:p>
+        </w:tc>
+      </w:tr>
+    </w:tbl>
+    <w:p>
+      <w:pPr>
+        <w:pStyle w:val="Heading2"/>
+        <w:spacing w:after="80" w:before="180"/>
+      </w:pPr>
+      <w:r>
+        <w:rPr>
+          <w:b/>
+          <w:bCs/>
+          <w:color w:val="12355B"/>
+          <w:sz w:val="24"/>
+          <w:szCs w:val="24"/>
+        </w:rPr>
+        <w:t xml:space="preserve">Build</w:t>
+      </w:r>
+      <w:r>
+        <w:rPr>
+          <w:i/>
+          <w:iCs/>
+          <w:color w:val="B97A12"/>
+          <w:sz w:val="19"/>
+          <w:szCs w:val="19"/>
+        </w:rPr>
+        <w:t xml:space="preserve">   Some language support</w:t>
+      </w:r>
+    </w:p>
+    <w:p>
+      <w:pPr>
+        <w:spacing w:after="60"/>
+      </w:pPr>
+      <w:r>
+        <w:rPr>
+          <w:color w:val="1A2733"/>
+          <w:sz w:val="21"/>
+          <w:szCs w:val="21"/>
+        </w:rPr>
+        <w:t xml:space="preserve">Write two connected sentences. Use because, so, or but.</w:t>
+      </w:r>
+      <w:r>
+        <w:rPr>
+          <w:i/>
+          <w:iCs/>
+          <w:color w:val="5F6F80"/>
+          <w:sz w:val="19"/>
+          <w:szCs w:val="19"/>
+        </w:rPr>
+        <w:br/>
+        <w:t xml:space="preserve">Escribe dos oraciones conectadas. Usa porque, entonces o pero.</w:t>
+      </w:r>
+    </w:p>
+    <w:p>
+      <w:pPr>
+        <w:spacing w:after="60"/>
+      </w:pPr>
+      <w:r>
+        <w:rPr>
+          <w:color w:val="1A2733"/>
+          <w:sz w:val="21"/>
+          <w:szCs w:val="21"/>
+        </w:rPr>
+        <w:t xml:space="preserve">My claim is ___.</w:t>
+      </w:r>
+      <w:r>
+        <w:rPr>
+          <w:i/>
+          <w:iCs/>
+          <w:color w:val="5F6F80"/>
+          <w:sz w:val="19"/>
+          <w:szCs w:val="19"/>
+        </w:rPr>
+        <w:br/>
+        <w:t xml:space="preserve">Mi afirmación es ___.</w:t>
+      </w:r>
+    </w:p>
+    <w:p>
+      <w:pPr>
+        <w:spacing w:after="60"/>
+      </w:pPr>
+      <w:r>
+        <w:rPr>
+          <w:color w:val="1A2733"/>
+          <w:sz w:val="21"/>
+          <w:szCs w:val="21"/>
+        </w:rPr>
+        <w:t xml:space="preserve">I know because ___.</w:t>
+      </w:r>
+      <w:r>
+        <w:rPr>
+          <w:i/>
+          <w:iCs/>
+          <w:color w:val="5F6F80"/>
+          <w:sz w:val="19"/>
+          <w:szCs w:val="19"/>
+        </w:rPr>
+        <w:br/>
+        <w:t xml:space="preserve">Lo sé porque ___.</w:t>
+      </w:r>
+    </w:p>
+    <w:p>
+      <w:pPr>
+        <w:spacing w:after="60"/>
+      </w:pPr>
+      <w:r>
+        <w:rPr>
+          <w:color w:val="1A2733"/>
+          <w:sz w:val="21"/>
+          <w:szCs w:val="21"/>
+        </w:rPr>
+        <w:t xml:space="preserve">So ___.</w:t>
+      </w:r>
+      <w:r>
+        <w:rPr>
+          <w:i/>
+          <w:iCs/>
+          <w:color w:val="5F6F80"/>
+          <w:sz w:val="19"/>
+          <w:szCs w:val="19"/>
+        </w:rPr>
+        <w:br/>
+        <w:t xml:space="preserve">Entonces ___.</w:t>
+      </w:r>
+    </w:p>
+    <w:tbl>
+      <w:tblPr>
+        <w:tblW w:type="pct" w:w="100%"/>
+        <w:tblBorders>
+          <w:top w:val="single" w:color="C7D2DD" w:sz="6"/>
+          <w:left w:val="single" w:color="C7D2DD" w:sz="6"/>
+          <w:bottom w:val="single" w:color="C7D2DD" w:sz="6"/>
+          <w:right w:val="single" w:color="C7D2DD" w:sz="6"/>
+          <w:insideH w:val="single" w:color="auto" w:sz="4"/>
+          <w:insideV w:val="single" w:color="auto" w:sz="4"/>
+        </w:tblBorders>
+      </w:tblPr>
+      <w:tblGrid>
+        <w:gridCol w:w="100"/>
+      </w:tblGrid>
+      <w:tr>
+        <w:tc>
+          <w:tcPr>
+            <w:shd w:fill="FBF3E2" w:color="auto" w:val="clear"/>
+            <w:tcMar>
+              <w:top w:type="dxa" w:w="60"/>
+              <w:left w:type="dxa" w:w="120"/>
+              <w:bottom w:type="dxa" w:w="60"/>
+              <w:right w:type="dxa" w:w="120"/>
+            </w:tcMar>
+          </w:tcPr>
+          <w:p>
+            <w:pPr>
+              <w:spacing w:after="0" w:line="320"/>
+            </w:pPr>
+            <w:r>
+              <w:t xml:space="preserve"/>
+            </w:r>
+          </w:p>
+          <w:p>
+            <w:pPr>
+              <w:spacing w:after="0" w:line="320"/>
+            </w:pPr>
+            <w:r>
+              <w:t xml:space="preserve"/>
+            </w:r>
+          </w:p>
+          <w:p>
+            <w:pPr>
+              <w:spacing w:after="0" w:line="320"/>
+            </w:pPr>
+            <w:r>
+              <w:t xml:space="preserve"/>
+            </w:r>
+          </w:p>
+        </w:tc>
+      </w:tr>
+    </w:tbl>
+    <w:p>
+      <w:pPr>
+        <w:pStyle w:val="Heading2"/>
+        <w:spacing w:after="80" w:before="180"/>
+      </w:pPr>
+      <w:r>
+        <w:rPr>
+          <w:b/>
+          <w:bCs/>
+          <w:color w:val="12355B"/>
+          <w:sz w:val="24"/>
+          <w:szCs w:val="24"/>
+        </w:rPr>
+        <w:t xml:space="preserve">Explain</w:t>
+      </w:r>
+      <w:r>
+        <w:rPr>
+          <w:i/>
+          <w:iCs/>
+          <w:color w:val="B97A12"/>
+          <w:sz w:val="19"/>
+          <w:szCs w:val="19"/>
+        </w:rPr>
+        <w:t xml:space="preserve">   Light language support</w:t>
+      </w:r>
+    </w:p>
+    <w:p>
+      <w:pPr>
+        <w:spacing w:after="60"/>
+      </w:pPr>
+      <w:r>
+        <w:rPr>
+          <w:color w:val="1A2733"/>
+          <w:sz w:val="21"/>
+          <w:szCs w:val="21"/>
+        </w:rPr>
+        <w:t xml:space="preserve">Write a claim, give math evidence, and explain your reasoning.</w:t>
+      </w:r>
+      <w:r>
+        <w:rPr>
+          <w:i/>
+          <w:iCs/>
+          <w:color w:val="5F6F80"/>
+          <w:sz w:val="19"/>
+          <w:szCs w:val="19"/>
+        </w:rPr>
+        <w:br/>
+        <w:t xml:space="preserve">Escribe una afirmación, da evidencia matemática y explica tu razonamiento.</w:t>
+      </w:r>
+    </w:p>
+    <w:p>
+      <w:pPr>
+        <w:spacing w:after="60"/>
+      </w:pPr>
+      <w:r>
+        <w:rPr>
+          <w:color w:val="1A2733"/>
+          <w:sz w:val="21"/>
+          <w:szCs w:val="21"/>
+        </w:rPr>
+        <w:t xml:space="preserve">My claim is ___.</w:t>
+      </w:r>
+      <w:r>
+        <w:rPr>
+          <w:i/>
+          <w:iCs/>
+          <w:color w:val="5F6F80"/>
+          <w:sz w:val="19"/>
+          <w:szCs w:val="19"/>
+        </w:rPr>
+        <w:br/>
+        <w:t xml:space="preserve">Mi afirmación es ___.</w:t>
+      </w:r>
+    </w:p>
+    <w:p>
+      <w:pPr>
+        <w:spacing w:after="60"/>
+      </w:pPr>
+      <w:r>
+        <w:rPr>
+          <w:color w:val="1A2733"/>
+          <w:sz w:val="21"/>
+          <w:szCs w:val="21"/>
+        </w:rPr>
+        <w:t xml:space="preserve">My math evidence is ___.</w:t>
+      </w:r>
+      <w:r>
+        <w:rPr>
+          <w:i/>
+          <w:iCs/>
+          <w:color w:val="5F6F80"/>
+          <w:sz w:val="19"/>
+          <w:szCs w:val="19"/>
+        </w:rPr>
+        <w:br/>
+        <w:t xml:space="preserve">Mi evidencia matemática es ___.</w:t>
+      </w:r>
+    </w:p>
+    <w:p>
+      <w:pPr>
+        <w:spacing w:after="60"/>
+      </w:pPr>
+      <w:r>
+        <w:rPr>
+          <w:color w:val="1A2733"/>
+          <w:sz w:val="21"/>
+          <w:szCs w:val="21"/>
+        </w:rPr>
+        <w:t xml:space="preserve">This proves ___ because ___.</w:t>
+      </w:r>
+      <w:r>
+        <w:rPr>
+          <w:i/>
+          <w:iCs/>
+          <w:color w:val="5F6F80"/>
+          <w:sz w:val="19"/>
+          <w:szCs w:val="19"/>
+        </w:rPr>
+        <w:br/>
+        <w:t xml:space="preserve">Esto demuestra ___ porque ___.</w:t>
+      </w:r>
+    </w:p>
+    <w:tbl>
+      <w:tblPr>
+        <w:tblW w:type="pct" w:w="100%"/>
+        <w:tblBorders>
+          <w:top w:val="single" w:color="C7D2DD" w:sz="6"/>
+          <w:left w:val="single" w:color="C7D2DD" w:sz="6"/>
+          <w:bottom w:val="single" w:color="C7D2DD" w:sz="6"/>
+          <w:right w:val="single" w:color="C7D2DD" w:sz="6"/>
+          <w:insideH w:val="single" w:color="auto" w:sz="4"/>
+          <w:insideV w:val="single" w:color="auto" w:sz="4"/>
+        </w:tblBorders>
+      </w:tblPr>
+      <w:tblGrid>
+        <w:gridCol w:w="100"/>
+      </w:tblGrid>
+      <w:tr>
+        <w:tc>
+          <w:tcPr>
+            <w:shd w:fill="FBF3E2" w:color="auto" w:val="clear"/>
+            <w:tcMar>
+              <w:top w:type="dxa" w:w="60"/>
+              <w:left w:type="dxa" w:w="120"/>
+              <w:bottom w:type="dxa" w:w="60"/>
+              <w:right w:type="dxa" w:w="120"/>
+            </w:tcMar>
+          </w:tcPr>
+          <w:p>
+            <w:pPr>
+              <w:spacing w:after="0" w:line="320"/>
+            </w:pPr>
+            <w:r>
+              <w:t xml:space="preserve"/>
+            </w:r>
+          </w:p>
+          <w:p>
+            <w:pPr>
+              <w:spacing w:after="0" w:line="320"/>
+            </w:pPr>
+            <w:r>
+              <w:t xml:space="preserve"/>
+            </w:r>
+          </w:p>
+          <w:p>
+            <w:pPr>
+              <w:spacing w:after="0" w:line="320"/>
+            </w:pPr>
+            <w:r>
+              <w:t xml:space="preserve"/>
+            </w:r>
+          </w:p>
+          <w:p>
+            <w:pPr>
+              <w:spacing w:after="0" w:line="320"/>
+            </w:pPr>
+            <w:r>
+              <w:t xml:space="preserve"/>
+            </w:r>
+          </w:p>
+          <w:p>
+            <w:pPr>
+              <w:spacing w:after="0" w:line="320"/>
+            </w:pPr>
+            <w:r>
+              <w:t xml:space="preserve"/>
+            </w:r>
+          </w:p>
+        </w:tc>
+      </w:tr>
+    </w:tbl>
+    <w:p>
+      <w:pPr>
+        <w:pStyle w:val="Heading2"/>
+        <w:spacing w:after="80" w:before="180"/>
+      </w:pPr>
+      <w:r>
+        <w:rPr>
+          <w:b/>
+          <w:bCs/>
+          <w:color w:val="12355B"/>
+          <w:sz w:val="24"/>
+          <w:szCs w:val="24"/>
+        </w:rPr>
+        <w:t xml:space="preserve">4. Check Your Explanation</w:t>
+      </w:r>
+      <w:r>
+        <w:rPr>
+          <w:i/>
+          <w:iCs/>
+          <w:color w:val="1FA6A2"/>
+          <w:sz w:val="19"/>
+          <w:szCs w:val="19"/>
+        </w:rPr>
+        <w:t xml:space="preserve">   five quick checks</w:t>
+      </w:r>
+    </w:p>
+    <w:p>
+      <w:pPr>
+        <w:spacing w:after="80"/>
+      </w:pPr>
+      <w:r>
+        <w:rPr>
+          <w:b/>
+          <w:bCs/>
+          <w:color w:val="1FA6A2"/>
+          <w:sz w:val="22"/>
+          <w:szCs w:val="22"/>
+        </w:rPr>
+        <w:t xml:space="preserve">☐  </w:t>
+      </w:r>
+      <w:r>
+        <w:rPr>
+          <w:sz w:val="20"/>
+          <w:szCs w:val="20"/>
+        </w:rPr>
+        <w:t xml:space="preserve">I answered the question.</w:t>
+      </w:r>
+      <w:r>
+        <w:rPr>
+          <w:i/>
+          <w:iCs/>
+          <w:color w:val="5F6F80"/>
+          <w:sz w:val="18"/>
+          <w:szCs w:val="18"/>
+        </w:rPr>
+        <w:br/>
+        <w:t xml:space="preserve">Respondí la pregunta.</w:t>
+      </w:r>
+    </w:p>
+    <w:p>
+      <w:pPr>
+        <w:spacing w:after="80"/>
+      </w:pPr>
+      <w:r>
+        <w:rPr>
+          <w:b/>
+          <w:bCs/>
+          <w:color w:val="1FA6A2"/>
+          <w:sz w:val="22"/>
+          <w:szCs w:val="22"/>
+        </w:rPr>
+        <w:t xml:space="preserve">☐  </w:t>
+      </w:r>
+      <w:r>
+        <w:rPr>
+          <w:sz w:val="20"/>
+          <w:szCs w:val="20"/>
+        </w:rPr>
+        <w:t xml:space="preserve">I used math evidence: numbers, an equation, a model, or a comparison.</w:t>
+      </w:r>
+      <w:r>
+        <w:rPr>
+          <w:i/>
+          <w:iCs/>
+          <w:color w:val="5F6F80"/>
+          <w:sz w:val="18"/>
+          <w:szCs w:val="18"/>
+        </w:rPr>
+        <w:br/>
+        <w:t xml:space="preserve">Usé evidencia matemática: números, una ecuación, un modelo o una comparación.</w:t>
+      </w:r>
+    </w:p>
+    <w:p>
+      <w:pPr>
+        <w:spacing w:after="80"/>
+      </w:pPr>
+      <w:r>
+        <w:rPr>
+          <w:b/>
+          <w:bCs/>
+          <w:color w:val="1FA6A2"/>
+          <w:sz w:val="22"/>
+          <w:szCs w:val="22"/>
+        </w:rPr>
+        <w:t xml:space="preserve">☐  </w:t>
+      </w:r>
+      <w:r>
+        <w:rPr>
+          <w:sz w:val="20"/>
+          <w:szCs w:val="20"/>
+        </w:rPr>
+        <w:t xml:space="preserve">I explained how the evidence proves my answer.</w:t>
+      </w:r>
+      <w:r>
+        <w:rPr>
+          <w:i/>
+          <w:iCs/>
+          <w:color w:val="5F6F80"/>
+          <w:sz w:val="18"/>
+          <w:szCs w:val="18"/>
+        </w:rPr>
+        <w:br/>
+        <w:t xml:space="preserve">Expliqué cómo la evidencia demuestra mi respuesta.</w:t>
+      </w:r>
+    </w:p>
+    <w:p>
+      <w:pPr>
+        <w:spacing w:after="80"/>
+      </w:pPr>
+      <w:r>
+        <w:rPr>
+          <w:b/>
+          <w:bCs/>
+          <w:color w:val="1FA6A2"/>
+          <w:sz w:val="22"/>
+          <w:szCs w:val="22"/>
+        </w:rPr>
+        <w:t xml:space="preserve">☐  </w:t>
+      </w:r>
+      <w:r>
+        <w:rPr>
+          <w:sz w:val="20"/>
+          <w:szCs w:val="20"/>
+        </w:rPr>
+        <w:t xml:space="preserve">I used at least two math words.</w:t>
+      </w:r>
+      <w:r>
+        <w:rPr>
+          <w:i/>
+          <w:iCs/>
+          <w:color w:val="5F6F80"/>
+          <w:sz w:val="18"/>
+          <w:szCs w:val="18"/>
+        </w:rPr>
+        <w:br/>
+        <w:t xml:space="preserve">Usé por lo menos dos palabras matemáticas.</w:t>
+      </w:r>
+    </w:p>
+    <w:p>
+      <w:pPr>
+        <w:spacing w:after="80"/>
+      </w:pPr>
+      <w:r>
+        <w:rPr>
+          <w:b/>
+          <w:bCs/>
+          <w:color w:val="1FA6A2"/>
+          <w:sz w:val="22"/>
+          <w:szCs w:val="22"/>
+        </w:rPr>
+        <w:t xml:space="preserve">☐  </w:t>
+      </w:r>
+      <w:r>
+        <w:rPr>
+          <w:sz w:val="20"/>
+          <w:szCs w:val="20"/>
+        </w:rPr>
+        <w:t xml:space="preserve">I reread complete sentences and punctuation.</w:t>
+      </w:r>
+      <w:r>
+        <w:rPr>
+          <w:i/>
+          <w:iCs/>
+          <w:color w:val="5F6F80"/>
+          <w:sz w:val="18"/>
+          <w:szCs w:val="18"/>
+        </w:rPr>
+        <w:br/>
+        <w:t xml:space="preserve">Volví a leer mis oraciones completas y la puntuación.</w:t>
+      </w:r>
+    </w:p>
+    <w:p>
+      <w:pPr>
+        <w:pStyle w:val="Heading1"/>
+        <w:pageBreakBefore/>
+        <w:pBdr>
+          <w:bottom w:val="single" w:color="1FA6A2" w:sz="14" w:space="6"/>
+        </w:pBdr>
+        <w:spacing w:after="140" w:before="0"/>
+      </w:pPr>
+      <w:r>
+        <w:rPr>
+          <w:b/>
+          <w:bCs/>
+          <w:color w:val="12355B"/>
+          <w:sz w:val="30"/>
+          <w:szCs w:val="30"/>
+        </w:rPr>
+        <w:t xml:space="preserve">Worked Example</w:t>
+      </w:r>
+    </w:p>
+    <w:p>
+      <w:pPr>
+        <w:pStyle w:val="Heading2"/>
+        <w:spacing w:after="80" w:before="180"/>
+      </w:pPr>
+      <w:r>
+        <w:rPr>
+          <w:b/>
+          <w:bCs/>
+          <w:color w:val="12355B"/>
+          <w:sz w:val="24"/>
+          <w:szCs w:val="24"/>
+        </w:rPr>
+        <w:t xml:space="preserve">Watch &amp; Read</w:t>
+      </w:r>
+      <w:r>
+        <w:rPr>
+          <w:i/>
+          <w:iCs/>
+          <w:color w:val="1FA6A2"/>
+          <w:sz w:val="19"/>
+          <w:szCs w:val="19"/>
+        </w:rPr>
+        <w:t xml:space="preserve">   I Do — follow along with your teacher</w:t>
+      </w:r>
+    </w:p>
+    <w:tbl>
+      <w:tblPr>
+        <w:tblW w:type="pct" w:w="100%"/>
+        <w:tblBorders>
+          <w:top w:val="single" w:color="1FA6A2" w:sz="8"/>
+          <w:left w:val="single" w:color="1FA6A2" w:sz="8"/>
+          <w:bottom w:val="single" w:color="1FA6A2" w:sz="8"/>
+          <w:right w:val="single" w:color="1FA6A2" w:sz="8"/>
+          <w:insideH w:val="single" w:color="auto" w:sz="4"/>
+          <w:insideV w:val="single" w:color="auto" w:sz="4"/>
+        </w:tblBorders>
+      </w:tblPr>
+      <w:tblGrid>
+        <w:gridCol w:w="100"/>
+      </w:tblGrid>
+      <w:tr>
+        <w:tc>
+          <w:tcPr>
+            <w:shd w:fill="E6F4F3" w:color="auto" w:val="clear"/>
+            <w:tcMar>
+              <w:top w:type="dxa" w:w="120"/>
+              <w:left w:type="dxa" w:w="180"/>
+              <w:bottom w:type="dxa" w:w="120"/>
+              <w:right w:type="dxa" w:w="180"/>
+            </w:tcMar>
+          </w:tcPr>
+          <w:p>
+            <w:pPr>
+              <w:spacing w:after="60"/>
+            </w:pPr>
+            <w:r>
+              <w:rPr>
+                <w:b/>
+                <w:bCs/>
+                <w:color w:val="12355B"/>
+                <w:sz w:val="22"/>
+                <w:szCs w:val="22"/>
+              </w:rPr>
+              <w:t xml:space="preserve">Blueprint Review</w:t>
+            </w:r>
+          </w:p>
+          <w:p>
+            <w:pPr>
+              <w:spacing w:after="0"/>
+            </w:pPr>
+            <w:r>
+              <w:rPr>
+                <w:sz w:val="21"/>
+                <w:szCs w:val="21"/>
+              </w:rPr>
+              <w:t xml:space="preserve">Your architecture firm is designing a trapezoidal window for a modern building. The glass supplier charges by the square foot, so the team must calculate the exact area. The window has a top edge of 4 feet, a bottom edge of 8 feet, and a height of 5 feet.</w:t>
+            </w:r>
+          </w:p>
+        </w:tc>
+      </w:tr>
+    </w:tbl>
+    <w:p>
+      <w:pPr>
+        <w:spacing w:after="80"/>
+      </w:pPr>
+      <w:r>
+        <w:t xml:space="preserve"/>
+      </w:r>
+    </w:p>
+    <w:p>
+      <w:pPr>
+        <w:spacing w:after="50" w:before="60"/>
+      </w:pPr>
+      <w:r>
+        <w:rPr>
+          <w:b/>
+          <w:bCs/>
+          <w:color w:val="12355B"/>
+          <w:sz w:val="21"/>
+          <w:szCs w:val="21"/>
+        </w:rPr>
+        <w:t xml:space="preserve">Think about:</w:t>
+      </w:r>
+    </w:p>
+    <w:p>
+      <w:pPr>
+        <w:spacing w:after="40"/>
+        <w:ind w:left="300"/>
+      </w:pPr>
+      <w:r>
+        <w:rPr>
+          <w:sz w:val="20"/>
+          <w:szCs w:val="20"/>
+        </w:rPr>
+        <w:t xml:space="preserve">•  What shape is the window?</w:t>
+      </w:r>
+    </w:p>
+    <w:p>
+      <w:pPr>
+        <w:spacing w:after="40"/>
+        <w:ind w:left="300"/>
+      </w:pPr>
+      <w:r>
+        <w:rPr>
+          <w:sz w:val="20"/>
+          <w:szCs w:val="20"/>
+        </w:rPr>
+        <w:t xml:space="preserve">•  How many parallel sides does it have?</w:t>
+      </w:r>
+    </w:p>
+    <w:p>
+      <w:pPr>
+        <w:spacing w:after="40"/>
+        <w:ind w:left="300"/>
+      </w:pPr>
+      <w:r>
+        <w:rPr>
+          <w:sz w:val="20"/>
+          <w:szCs w:val="20"/>
+        </w:rPr>
+        <w:t xml:space="preserve">•  What measurements are given?</w:t>
+      </w:r>
+    </w:p>
+    <w:p>
+      <w:pPr>
+        <w:spacing w:after="40"/>
+        <w:ind w:left="300"/>
+      </w:pPr>
+      <w:r>
+        <w:rPr>
+          <w:sz w:val="20"/>
+          <w:szCs w:val="20"/>
+        </w:rPr>
+        <w:t xml:space="preserve">•  Why does the formula use two bases instead of one?</w:t>
+      </w:r>
+    </w:p>
+    <w:p>
+      <w:pPr>
+        <w:spacing w:after="40"/>
+        <w:ind w:left="300"/>
+      </w:pPr>
+      <w:r>
+        <w:rPr>
+          <w:sz w:val="20"/>
+          <w:szCs w:val="20"/>
+        </w:rPr>
+        <w:t xml:space="preserve">•  What would happen if both bases were the same length?</w:t>
+      </w:r>
+    </w:p>
+    <w:p>
+      <w:pPr>
+        <w:pStyle w:val="Heading2"/>
+        <w:spacing w:after="80" w:before="180"/>
+      </w:pPr>
+      <w:r>
+        <w:rPr>
+          <w:b/>
+          <w:bCs/>
+          <w:color w:val="12355B"/>
+          <w:sz w:val="24"/>
+          <w:szCs w:val="24"/>
+        </w:rPr>
+        <w:t xml:space="preserve">Solved Example</w:t>
+      </w:r>
+      <w:r>
+        <w:rPr>
+          <w:i/>
+          <w:iCs/>
+          <w:color w:val="1FA6A2"/>
+          <w:sz w:val="19"/>
+          <w:szCs w:val="19"/>
+        </w:rPr>
+        <w:t xml:space="preserve">   I Do — watch each step</w:t>
+      </w:r>
+    </w:p>
+    <w:p>
+      <w:pPr>
+        <w:keepNext/>
+        <w:spacing w:after="40"/>
+      </w:pPr>
+      <w:r>
+        <w:rPr>
+          <w:b/>
+          <w:bCs/>
+          <w:color w:val="12355B"/>
+          <w:sz w:val="21"/>
+          <w:szCs w:val="21"/>
+        </w:rPr>
+        <w:t xml:space="preserve">Problem:  </w:t>
+      </w:r>
+      <w:r>
+        <w:rPr>
+          <w:sz w:val="21"/>
+          <w:szCs w:val="21"/>
+        </w:rPr>
+        <w:t xml:space="preserve">What is the area of a trapezoid with bases 6 cm and 10 cm, and height 4 cm?</w:t>
+      </w:r>
+    </w:p>
+    <w:p>
+      <w:pPr>
+        <w:spacing w:after="30"/>
+        <w:ind w:left="420"/>
+      </w:pPr>
+      <w:r>
+        <w:rPr>
+          <w:sz w:val="20"/>
+          <w:szCs w:val="20"/>
+        </w:rPr>
+        <w:t xml:space="preserve">A)  32 sq cm</w:t>
+      </w:r>
+    </w:p>
+    <w:p>
+      <w:pPr>
+        <w:spacing w:after="30"/>
+        <w:ind w:left="420"/>
+      </w:pPr>
+      <w:r>
+        <w:rPr>
+          <w:sz w:val="20"/>
+          <w:szCs w:val="20"/>
+        </w:rPr>
+        <w:t xml:space="preserve">B)  64 sq cm</w:t>
+      </w:r>
+    </w:p>
+    <w:p>
+      <w:pPr>
+        <w:spacing w:after="30"/>
+        <w:ind w:left="420"/>
+      </w:pPr>
+      <w:r>
+        <w:rPr>
+          <w:sz w:val="20"/>
+          <w:szCs w:val="20"/>
+        </w:rPr>
+        <w:t xml:space="preserve">C)  24 sq cm</w:t>
+      </w:r>
+    </w:p>
+    <w:p>
+      <w:pPr>
+        <w:spacing w:after="30"/>
+        <w:ind w:left="420"/>
+      </w:pPr>
+      <w:r>
+        <w:rPr>
+          <w:sz w:val="20"/>
+          <w:szCs w:val="20"/>
+        </w:rPr>
+        <w:t xml:space="preserve">D)  40 sq cm</w:t>
+      </w:r>
+    </w:p>
+    <w:p>
+      <w:pPr>
+        <w:spacing w:after="20" w:before="50"/>
+      </w:pPr>
+      <w:r>
+        <w:rPr>
+          <w:b/>
+          <w:bCs/>
+          <w:color w:val="1FA6A2"/>
+          <w:sz w:val="21"/>
+          <w:szCs w:val="21"/>
+        </w:rPr>
+        <w:t xml:space="preserve">Step 1:  </w:t>
+      </w:r>
+      <w:r>
+        <w:rPr>
+          <w:sz w:val="21"/>
+          <w:szCs w:val="21"/>
+        </w:rPr>
+        <w:t xml:space="preserve">A = ½ × (b₁ + b₂) × h = ½ × (6 + 10) × 4 = ½ × 16 × 4 = 32 sq cm.</w:t>
+      </w:r>
+    </w:p>
+    <w:p>
+      <w:pPr>
+        <w:spacing w:after="40" w:before="60"/>
+      </w:pPr>
+      <w:r>
+        <w:rPr>
+          <w:b/>
+          <w:bCs/>
+          <w:color w:val="12355B"/>
+          <w:sz w:val="21"/>
+          <w:szCs w:val="21"/>
+        </w:rPr>
+        <w:t xml:space="preserve">Answer:  </w:t>
+      </w:r>
+      <w:r>
+        <w:rPr>
+          <w:b/>
+          <w:bCs/>
+          <w:sz w:val="21"/>
+          <w:szCs w:val="21"/>
+        </w:rPr>
+        <w:t xml:space="preserve">A. 32 sq cm</w:t>
+      </w:r>
+    </w:p>
+    <w:p>
+      <w:pPr>
+        <w:pStyle w:val="Heading1"/>
+        <w:pageBreakBefore/>
+        <w:pBdr>
+          <w:bottom w:val="single" w:color="1FA6A2" w:sz="14" w:space="6"/>
+        </w:pBdr>
+        <w:spacing w:after="140" w:before="0"/>
+      </w:pPr>
+      <w:r>
+        <w:rPr>
+          <w:b/>
+          <w:bCs/>
+          <w:color w:val="12355B"/>
+          <w:sz w:val="30"/>
+          <w:szCs w:val="30"/>
+        </w:rPr>
+        <w:t xml:space="preserve">Guided Practice</w:t>
+      </w:r>
+    </w:p>
+    <w:p>
+      <w:pPr>
+        <w:pStyle w:val="Heading2"/>
+        <w:spacing w:after="80" w:before="180"/>
+      </w:pPr>
+      <w:r>
+        <w:rPr>
+          <w:b/>
+          <w:bCs/>
+          <w:color w:val="12355B"/>
+          <w:sz w:val="24"/>
+          <w:szCs w:val="24"/>
+        </w:rPr>
+        <w:t xml:space="preserve">Solve Together</w:t>
+      </w:r>
+      <w:r>
+        <w:rPr>
+          <w:i/>
+          <w:iCs/>
+          <w:color w:val="6B4FA0"/>
+          <w:sz w:val="19"/>
+          <w:szCs w:val="19"/>
+        </w:rPr>
+        <w:t xml:space="preserve">   We Do — work with your class</w:t>
+      </w:r>
+    </w:p>
+    <w:p>
+      <w:pPr>
+        <w:keepNext/>
+        <w:spacing w:after="40" w:before="40"/>
+      </w:pPr>
+      <w:r>
+        <w:rPr>
+          <w:b/>
+          <w:bCs/>
+          <w:color w:val="12355B"/>
+          <w:sz w:val="21"/>
+          <w:szCs w:val="21"/>
+        </w:rPr>
+        <w:t xml:space="preserve">Problem:  </w:t>
+      </w:r>
+      <w:r>
+        <w:rPr>
+          <w:sz w:val="21"/>
+          <w:szCs w:val="21"/>
+        </w:rPr>
+        <w:t xml:space="preserve">A trapezoid has an area of 45 sq ft, bases of 7 ft and 11 ft. What is the height?</w:t>
+      </w:r>
+    </w:p>
+    <w:p>
+      <w:pPr>
+        <w:spacing w:after="30"/>
+        <w:ind w:left="420"/>
+      </w:pPr>
+      <w:r>
+        <w:rPr>
+          <w:sz w:val="20"/>
+          <w:szCs w:val="20"/>
+        </w:rPr>
+        <w:t xml:space="preserve">A)  5 ft</w:t>
+      </w:r>
+    </w:p>
+    <w:p>
+      <w:pPr>
+        <w:spacing w:after="30"/>
+        <w:ind w:left="420"/>
+      </w:pPr>
+      <w:r>
+        <w:rPr>
+          <w:sz w:val="20"/>
+          <w:szCs w:val="20"/>
+        </w:rPr>
+        <w:t xml:space="preserve">B)  9 ft</w:t>
+      </w:r>
+    </w:p>
+    <w:p>
+      <w:pPr>
+        <w:spacing w:after="30"/>
+        <w:ind w:left="420"/>
+      </w:pPr>
+      <w:r>
+        <w:rPr>
+          <w:sz w:val="20"/>
+          <w:szCs w:val="20"/>
+        </w:rPr>
+        <w:t xml:space="preserve">C)  3 ft</w:t>
+      </w:r>
+    </w:p>
+    <w:p>
+      <w:pPr>
+        <w:spacing w:after="30"/>
+        <w:ind w:left="420"/>
+      </w:pPr>
+      <w:r>
+        <w:rPr>
+          <w:sz w:val="20"/>
+          <w:szCs w:val="20"/>
+        </w:rPr>
+        <w:t xml:space="preserve">D)  10 ft</w:t>
+      </w:r>
+    </w:p>
+    <w:p>
+      <w:pPr>
+        <w:keepNext/>
+        <w:spacing w:after="0" w:before="50"/>
+      </w:pPr>
+      <w:r>
+        <w:rPr>
+          <w:b/>
+          <w:bCs/>
+          <w:color w:val="6B4FA0"/>
+          <w:sz w:val="21"/>
+          <w:szCs w:val="21"/>
+        </w:rPr>
+        <w:t xml:space="preserve">Step 1:</w:t>
+      </w:r>
+    </w:p>
+    <w:p>
+      <w:pPr>
+        <w:pBdr>
+          <w:bottom w:val="single" w:color="AFBECC" w:sz="6"/>
+        </w:pBdr>
+        <w:spacing w:after="30" w:before="150"/>
+      </w:pPr>
+      <w:r>
+        <w:t xml:space="preserve"/>
+      </w:r>
+    </w:p>
+    <w:p>
+      <w:pPr>
+        <w:keepNext/>
+        <w:spacing w:after="0" w:before="50"/>
+      </w:pPr>
+      <w:r>
+        <w:rPr>
+          <w:b/>
+          <w:bCs/>
+          <w:color w:val="6B4FA0"/>
+          <w:sz w:val="21"/>
+          <w:szCs w:val="21"/>
+        </w:rPr>
+        <w:t xml:space="preserve">Step 2:</w:t>
+      </w:r>
+    </w:p>
+    <w:p>
+      <w:pPr>
+        <w:pBdr>
+          <w:bottom w:val="single" w:color="AFBECC" w:sz="6"/>
+        </w:pBdr>
+        <w:spacing w:after="30" w:before="150"/>
+      </w:pPr>
+      <w:r>
+        <w:t xml:space="preserve"/>
+      </w:r>
+    </w:p>
+    <w:p>
+      <w:pPr>
+        <w:keepNext/>
+        <w:spacing w:after="0" w:before="60"/>
+      </w:pPr>
+      <w:r>
+        <w:rPr>
+          <w:b/>
+          <w:bCs/>
+          <w:color w:val="12355B"/>
+          <w:sz w:val="21"/>
+          <w:szCs w:val="21"/>
+        </w:rPr>
+        <w:t xml:space="preserve">Answer:</w:t>
+      </w:r>
+    </w:p>
+    <w:p>
+      <w:pPr>
+        <w:pBdr>
+          <w:bottom w:val="single" w:color="AFBECC" w:sz="6"/>
+        </w:pBdr>
+        <w:spacing w:after="30" w:before="150"/>
+      </w:pPr>
+      <w:r>
+        <w:t xml:space="preserve"/>
+      </w:r>
+    </w:p>
+    <w:p>
+      <w:pPr>
+        <w:spacing w:after="80"/>
+      </w:pPr>
+      <w:r>
+        <w:t xml:space="preserve"/>
+      </w:r>
+    </w:p>
+    <w:tbl>
+      <w:tblPr>
+        <w:tblW w:type="pct" w:w="100%"/>
+        <w:tblBorders>
+          <w:top w:val="single" w:color="BBD0DE" w:sz="8"/>
+          <w:left w:val="single" w:color="BBD0DE" w:sz="8"/>
+          <w:bottom w:val="single" w:color="BBD0DE" w:sz="8"/>
+          <w:right w:val="single" w:color="BBD0DE" w:sz="8"/>
+          <w:insideH w:val="single" w:color="auto" w:sz="4"/>
+          <w:insideV w:val="single" w:color="auto" w:sz="4"/>
+        </w:tblBorders>
+      </w:tblPr>
+      <w:tblGrid>
+        <w:gridCol w:w="100"/>
+      </w:tblGrid>
+      <w:tr>
+        <w:tc>
+          <w:tcPr>
+            <w:shd w:fill="EEF4F8" w:color="auto" w:val="clear"/>
+            <w:tcMar>
+              <w:top w:type="dxa" w:w="120"/>
+              <w:left w:type="dxa" w:w="180"/>
+              <w:bottom w:type="dxa" w:w="120"/>
+              <w:right w:type="dxa" w:w="180"/>
+            </w:tcMar>
+          </w:tcPr>
+          <w:p>
+            <w:pPr>
               <w:spacing w:after="60"/>
             </w:pPr>
             <w:r>
@@ -3125,6 +4421,97 @@
           <w:szCs w:val="19"/>
         </w:rPr>
         <w:t xml:space="preserve">  — A = 1/2 x (b1 + b2) x h = 1/2 x (9 + 5) x 6 = 1/2 x 14 x 6 = 42 square inches.</w:t>
+      </w:r>
+    </w:p>
+    <w:p>
+      <w:pPr>
+        <w:pStyle w:val="Heading2"/>
+        <w:spacing w:after="80" w:before="180"/>
+      </w:pPr>
+      <w:r>
+        <w:rPr>
+          <w:b/>
+          <w:bCs/>
+          <w:color w:val="12355B"/>
+          <w:sz w:val="24"/>
+          <w:szCs w:val="24"/>
+        </w:rPr>
+        <w:t xml:space="preserve">Math Writing Criteria</w:t>
+      </w:r>
+    </w:p>
+    <w:p>
+      <w:pPr>
+        <w:spacing w:after="100"/>
+      </w:pPr>
+      <w:r>
+        <w:rPr>
+          <w:i/>
+          <w:iCs/>
+          <w:color w:val="5F6F80"/>
+          <w:sz w:val="19"/>
+          <w:szCs w:val="19"/>
+        </w:rPr>
+        <w:t xml:space="preserve">The support level changes the amount of language scaffolding, not the mathematical expectation.</w:t>
+      </w:r>
+    </w:p>
+    <w:p>
+      <w:pPr>
+        <w:spacing w:after="80"/>
+      </w:pPr>
+      <w:r>
+        <w:rPr>
+          <w:sz w:val="20"/>
+          <w:szCs w:val="20"/>
+        </w:rPr>
+        <w:t xml:space="preserve">☐  I answered the question.</w:t>
+      </w:r>
+    </w:p>
+    <w:p>
+      <w:pPr>
+        <w:spacing w:after="80"/>
+      </w:pPr>
+      <w:r>
+        <w:rPr>
+          <w:sz w:val="20"/>
+          <w:szCs w:val="20"/>
+        </w:rPr>
+        <w:t xml:space="preserve">☐  I used math evidence: numbers, an equation, a model, or a comparison.</w:t>
+      </w:r>
+    </w:p>
+    <w:p>
+      <w:pPr>
+        <w:spacing w:after="80"/>
+      </w:pPr>
+      <w:r>
+        <w:rPr>
+          <w:sz w:val="20"/>
+          <w:szCs w:val="20"/>
+        </w:rPr>
+        <w:t xml:space="preserve">☐  I explained how the evidence proves my answer.</w:t>
+      </w:r>
+    </w:p>
+    <w:p>
+      <w:pPr>
+        <w:spacing w:after="80"/>
+      </w:pPr>
+      <w:r>
+        <w:rPr>
+          <w:sz w:val="20"/>
+          <w:szCs w:val="20"/>
+        </w:rPr>
+        <w:t xml:space="preserve">☐  I used at least two math words.</w:t>
+      </w:r>
+    </w:p>
+    <w:p>
+      <w:pPr>
+        <w:spacing w:after="80"/>
+      </w:pPr>
+      <w:r>
+        <w:rPr>
+          <w:sz w:val="20"/>
+          <w:szCs w:val="20"/>
+        </w:rPr>
+        <w:t xml:space="preserve">☐  I reread complete sentences and punctuation.</w:t>
       </w:r>
     </w:p>
     <w:sectPr>

--- a/lessons/5-2/downloads/5-2-notes-teacher.docx
+++ b/lessons/5-2/downloads/5-2-notes-teacher.docx
@@ -219,10 +219,12 @@
     <w:p>
       <w:pPr>
         <w:pStyle w:val="Heading1"/>
+        <w:keepNext/>
+        <w:keepLines/>
         <w:pBdr>
           <w:bottom w:val="single" w:color="1FA6A2" w:sz="14" w:space="6"/>
         </w:pBdr>
-        <w:spacing w:after="140" w:before="260"/>
+        <w:spacing w:after="140" w:before="300"/>
       </w:pPr>
       <w:r>
         <w:rPr>
@@ -1485,10 +1487,12 @@
     <w:p>
       <w:pPr>
         <w:pStyle w:val="Heading1"/>
+        <w:keepNext/>
+        <w:keepLines/>
         <w:pBdr>
           <w:bottom w:val="single" w:color="1FA6A2" w:sz="14" w:space="6"/>
         </w:pBdr>
-        <w:spacing w:after="140" w:before="260"/>
+        <w:spacing w:after="140" w:before="300"/>
       </w:pPr>
       <w:r>
         <w:rPr>
@@ -1584,7 +1588,8 @@
     </w:p>
     <w:p>
       <w:pPr>
-        <w:spacing w:after="120" w:before="80"/>
+        <w:keepLines/>
+        <w:spacing w:after="260" w:before="200"/>
       </w:pPr>
       <w:r>
         <w:rPr>
@@ -1601,34 +1606,27 @@
           <w:sz w:val="22"/>
           <w:szCs w:val="22"/>
         </w:rPr>
-        <w:t xml:space="preserve">The space inside a triangle, found with A = ½ × b × h, is the ___.</w:t>
-      </w:r>
-    </w:p>
-    <w:p>
-      <w:pPr>
-        <w:spacing w:after="120" w:before="80"/>
-      </w:pPr>
-      <w:r>
-        <w:rPr>
-          <w:b/>
-          <w:bCs/>
-          <w:color w:val="12355B"/>
+        <w:t xml:space="preserve">The space inside a triangle, found with A = ½ × b × h, is the </w:t>
+      </w:r>
+      <w:r>
+        <w:rPr>
           <w:sz w:val="22"/>
           <w:szCs w:val="22"/>
         </w:rPr>
-        <w:t xml:space="preserve">2.  </w:t>
+        <w:t xml:space="preserve">________________</w:t>
       </w:r>
       <w:r>
         <w:rPr>
           <w:sz w:val="22"/>
           <w:szCs w:val="22"/>
         </w:rPr>
-        <w:t xml:space="preserve">The side of a triangle you measure the height from at a 90° angle is the ___.</w:t>
-      </w:r>
-    </w:p>
-    <w:p>
-      <w:pPr>
-        <w:spacing w:after="120" w:before="80"/>
+        <w:t xml:space="preserve">.</w:t>
+      </w:r>
+    </w:p>
+    <w:p>
+      <w:pPr>
+        <w:keepLines/>
+        <w:spacing w:after="260" w:before="200"/>
       </w:pPr>
       <w:r>
         <w:rPr>
@@ -1638,41 +1636,34 @@
           <w:sz w:val="22"/>
           <w:szCs w:val="22"/>
         </w:rPr>
-        <w:t xml:space="preserve">3.  </w:t>
+        <w:t xml:space="preserve">2.  </w:t>
       </w:r>
       <w:r>
         <w:rPr>
           <w:sz w:val="22"/>
           <w:szCs w:val="22"/>
         </w:rPr>
-        <w:t xml:space="preserve">The perpendicular distance from the base to the opposite vertex is the ___.</w:t>
-      </w:r>
-    </w:p>
-    <w:p>
-      <w:pPr>
-        <w:spacing w:after="120" w:before="80"/>
-      </w:pPr>
-      <w:r>
-        <w:rPr>
-          <w:b/>
-          <w:bCs/>
-          <w:color w:val="12355B"/>
+        <w:t xml:space="preserve">The side of a triangle you measure the height from at a 90° angle is the </w:t>
+      </w:r>
+      <w:r>
+        <w:rPr>
           <w:sz w:val="22"/>
           <w:szCs w:val="22"/>
         </w:rPr>
-        <w:t xml:space="preserve">4.  </w:t>
+        <w:t xml:space="preserve">________________</w:t>
       </w:r>
       <w:r>
         <w:rPr>
           <w:sz w:val="22"/>
           <w:szCs w:val="22"/>
         </w:rPr>
-        <w:t xml:space="preserve">The amount of flat space inside a triangle is its ___.</w:t>
-      </w:r>
-    </w:p>
-    <w:p>
-      <w:pPr>
-        <w:spacing w:after="120" w:before="80"/>
+        <w:t xml:space="preserve">.</w:t>
+      </w:r>
+    </w:p>
+    <w:p>
+      <w:pPr>
+        <w:keepLines/>
+        <w:spacing w:after="260" w:before="200"/>
       </w:pPr>
       <w:r>
         <w:rPr>
@@ -1682,41 +1673,34 @@
           <w:sz w:val="22"/>
           <w:szCs w:val="22"/>
         </w:rPr>
-        <w:t xml:space="preserve">5.  </w:t>
+        <w:t xml:space="preserve">3.  </w:t>
       </w:r>
       <w:r>
         <w:rPr>
           <w:sz w:val="22"/>
           <w:szCs w:val="22"/>
         </w:rPr>
-        <w:t xml:space="preserve">Two lines that meet at a 90° angle are ___.</w:t>
-      </w:r>
-    </w:p>
-    <w:p>
-      <w:pPr>
-        <w:spacing w:after="120" w:before="80"/>
-      </w:pPr>
-      <w:r>
-        <w:rPr>
-          <w:b/>
-          <w:bCs/>
-          <w:color w:val="12355B"/>
+        <w:t xml:space="preserve">The perpendicular distance from the base to the opposite vertex is the </w:t>
+      </w:r>
+      <w:r>
+        <w:rPr>
           <w:sz w:val="22"/>
           <w:szCs w:val="22"/>
         </w:rPr>
-        <w:t xml:space="preserve">6.  </w:t>
+        <w:t xml:space="preserve">________________</w:t>
       </w:r>
       <w:r>
         <w:rPr>
           <w:sz w:val="22"/>
           <w:szCs w:val="22"/>
         </w:rPr>
-        <w:t xml:space="preserve">A shape made of two or more basic shapes combined is a ___.</w:t>
-      </w:r>
-    </w:p>
-    <w:p>
-      <w:pPr>
-        <w:spacing w:after="120" w:before="80"/>
+        <w:t xml:space="preserve">.</w:t>
+      </w:r>
+    </w:p>
+    <w:p>
+      <w:pPr>
+        <w:keepLines/>
+        <w:spacing w:after="260" w:before="200"/>
       </w:pPr>
       <w:r>
         <w:rPr>
@@ -1726,46 +1710,187 @@
           <w:sz w:val="22"/>
           <w:szCs w:val="22"/>
         </w:rPr>
-        <w:t xml:space="preserve">7.  </w:t>
+        <w:t xml:space="preserve">4.  </w:t>
       </w:r>
       <w:r>
         <w:rPr>
           <w:sz w:val="22"/>
           <w:szCs w:val="22"/>
         </w:rPr>
-        <w:t xml:space="preserve">A math rule written with symbols, like A = ½ × b × h, is a ___.</w:t>
-      </w:r>
-    </w:p>
-    <w:p>
-      <w:pPr>
-        <w:spacing w:after="120" w:before="80"/>
-      </w:pPr>
-      <w:r>
-        <w:rPr>
-          <w:b/>
-          <w:bCs/>
-          <w:color w:val="12355B"/>
+        <w:t xml:space="preserve">The amount of flat space inside a triangle is its </w:t>
+      </w:r>
+      <w:r>
+        <w:rPr>
           <w:sz w:val="22"/>
           <w:szCs w:val="22"/>
         </w:rPr>
-        <w:t xml:space="preserve">8.  </w:t>
+        <w:t xml:space="preserve">________________</w:t>
       </w:r>
       <w:r>
         <w:rPr>
           <w:sz w:val="22"/>
           <w:szCs w:val="22"/>
         </w:rPr>
-        <w:t xml:space="preserve">Two sides that stay the same distance apart and never meet are ___.</w:t>
+        <w:t xml:space="preserve">.</w:t>
+      </w:r>
+    </w:p>
+    <w:p>
+      <w:pPr>
+        <w:keepLines/>
+        <w:spacing w:after="260" w:before="200"/>
+      </w:pPr>
+      <w:r>
+        <w:rPr>
+          <w:b/>
+          <w:bCs/>
+          <w:color w:val="12355B"/>
+          <w:sz w:val="22"/>
+          <w:szCs w:val="22"/>
+        </w:rPr>
+        <w:t xml:space="preserve">5.  </w:t>
+      </w:r>
+      <w:r>
+        <w:rPr>
+          <w:sz w:val="22"/>
+          <w:szCs w:val="22"/>
+        </w:rPr>
+        <w:t xml:space="preserve">Two lines that meet at a 90° angle are </w:t>
+      </w:r>
+      <w:r>
+        <w:rPr>
+          <w:sz w:val="22"/>
+          <w:szCs w:val="22"/>
+        </w:rPr>
+        <w:t xml:space="preserve">________________</w:t>
+      </w:r>
+      <w:r>
+        <w:rPr>
+          <w:sz w:val="22"/>
+          <w:szCs w:val="22"/>
+        </w:rPr>
+        <w:t xml:space="preserve">.</w:t>
+      </w:r>
+    </w:p>
+    <w:p>
+      <w:pPr>
+        <w:keepLines/>
+        <w:spacing w:after="260" w:before="200"/>
+      </w:pPr>
+      <w:r>
+        <w:rPr>
+          <w:b/>
+          <w:bCs/>
+          <w:color w:val="12355B"/>
+          <w:sz w:val="22"/>
+          <w:szCs w:val="22"/>
+        </w:rPr>
+        <w:t xml:space="preserve">6.  </w:t>
+      </w:r>
+      <w:r>
+        <w:rPr>
+          <w:sz w:val="22"/>
+          <w:szCs w:val="22"/>
+        </w:rPr>
+        <w:t xml:space="preserve">A shape made of two or more basic shapes combined is a </w:t>
+      </w:r>
+      <w:r>
+        <w:rPr>
+          <w:sz w:val="22"/>
+          <w:szCs w:val="22"/>
+        </w:rPr>
+        <w:t xml:space="preserve">________________</w:t>
+      </w:r>
+      <w:r>
+        <w:rPr>
+          <w:sz w:val="22"/>
+          <w:szCs w:val="22"/>
+        </w:rPr>
+        <w:t xml:space="preserve">.</w:t>
+      </w:r>
+    </w:p>
+    <w:p>
+      <w:pPr>
+        <w:keepLines/>
+        <w:spacing w:after="260" w:before="200"/>
+      </w:pPr>
+      <w:r>
+        <w:rPr>
+          <w:b/>
+          <w:bCs/>
+          <w:color w:val="12355B"/>
+          <w:sz w:val="22"/>
+          <w:szCs w:val="22"/>
+        </w:rPr>
+        <w:t xml:space="preserve">7.  </w:t>
+      </w:r>
+      <w:r>
+        <w:rPr>
+          <w:sz w:val="22"/>
+          <w:szCs w:val="22"/>
+        </w:rPr>
+        <w:t xml:space="preserve">A math rule written with symbols, like A = ½ × b × h, is a </w:t>
+      </w:r>
+      <w:r>
+        <w:rPr>
+          <w:sz w:val="22"/>
+          <w:szCs w:val="22"/>
+        </w:rPr>
+        <w:t xml:space="preserve">________________</w:t>
+      </w:r>
+      <w:r>
+        <w:rPr>
+          <w:sz w:val="22"/>
+          <w:szCs w:val="22"/>
+        </w:rPr>
+        <w:t xml:space="preserve">.</w:t>
+      </w:r>
+    </w:p>
+    <w:p>
+      <w:pPr>
+        <w:keepLines/>
+        <w:spacing w:after="260" w:before="200"/>
+      </w:pPr>
+      <w:r>
+        <w:rPr>
+          <w:b/>
+          <w:bCs/>
+          <w:color w:val="12355B"/>
+          <w:sz w:val="22"/>
+          <w:szCs w:val="22"/>
+        </w:rPr>
+        <w:t xml:space="preserve">8.  </w:t>
+      </w:r>
+      <w:r>
+        <w:rPr>
+          <w:sz w:val="22"/>
+          <w:szCs w:val="22"/>
+        </w:rPr>
+        <w:t xml:space="preserve">Two sides that stay the same distance apart and never meet are </w:t>
+      </w:r>
+      <w:r>
+        <w:rPr>
+          <w:sz w:val="22"/>
+          <w:szCs w:val="22"/>
+        </w:rPr>
+        <w:t xml:space="preserve">________________</w:t>
+      </w:r>
+      <w:r>
+        <w:rPr>
+          <w:sz w:val="22"/>
+          <w:szCs w:val="22"/>
+        </w:rPr>
+        <w:t xml:space="preserve">.</w:t>
       </w:r>
     </w:p>
     <w:p>
       <w:pPr>
         <w:pStyle w:val="Heading1"/>
-        <w:pageBreakBefore/>
+        <w:keepNext/>
+        <w:keepLines/>
         <w:pBdr>
           <w:bottom w:val="single" w:color="1FA6A2" w:sz="14" w:space="6"/>
         </w:pBdr>
-        <w:spacing w:after="140" w:before="0"/>
+        <w:spacing w:after="140" w:before="300"/>
       </w:pPr>
       <w:r>
         <w:rPr>
@@ -3046,11 +3171,12 @@
     <w:p>
       <w:pPr>
         <w:pStyle w:val="Heading1"/>
-        <w:pageBreakBefore/>
+        <w:keepNext/>
+        <w:keepLines/>
         <w:pBdr>
           <w:bottom w:val="single" w:color="1FA6A2" w:sz="14" w:space="6"/>
         </w:pBdr>
-        <w:spacing w:after="140" w:before="0"/>
+        <w:spacing w:after="140" w:before="300"/>
       </w:pPr>
       <w:r>
         <w:rPr>
@@ -3383,11 +3509,12 @@
     <w:p>
       <w:pPr>
         <w:pStyle w:val="Heading1"/>
-        <w:pageBreakBefore/>
+        <w:keepNext/>
+        <w:keepLines/>
         <w:pBdr>
           <w:bottom w:val="single" w:color="1FA6A2" w:sz="14" w:space="6"/>
         </w:pBdr>
-        <w:spacing w:after="140" w:before="0"/>
+        <w:spacing w:after="140" w:before="300"/>
       </w:pPr>
       <w:r>
         <w:rPr>
@@ -4108,11 +4235,12 @@
     <w:p>
       <w:pPr>
         <w:pStyle w:val="Heading1"/>
-        <w:pageBreakBefore/>
+        <w:keepNext/>
+        <w:keepLines/>
         <w:pBdr>
           <w:bottom w:val="single" w:color="1FA6A2" w:sz="14" w:space="6"/>
         </w:pBdr>
-        <w:spacing w:after="140" w:before="0"/>
+        <w:spacing w:after="140" w:before="300"/>
       </w:pPr>
       <w:r>
         <w:rPr>
@@ -4455,11 +4583,12 @@
     <w:p>
       <w:pPr>
         <w:pStyle w:val="Heading1"/>
-        <w:pageBreakBefore/>
+        <w:keepNext/>
+        <w:keepLines/>
         <w:pBdr>
           <w:bottom w:val="single" w:color="1FA6A2" w:sz="14" w:space="6"/>
         </w:pBdr>
-        <w:spacing w:after="140" w:before="0"/>
+        <w:spacing w:after="140" w:before="300"/>
       </w:pPr>
       <w:r>
         <w:rPr>
@@ -4572,6 +4701,8 @@
     <w:p>
       <w:pPr>
         <w:pStyle w:val="Heading1"/>
+        <w:keepNext/>
+        <w:keepLines/>
         <w:pageBreakBefore/>
         <w:pBdr>
           <w:bottom w:val="single" w:color="1FA6A2" w:sz="14" w:space="6"/>

--- a/lessons/5-2/downloads/5-2-notes-teacher.docx
+++ b/lessons/5-2/downloads/5-2-notes-teacher.docx
@@ -1903,47 +1903,6 @@
         <w:t xml:space="preserve">Write About the Math</w:t>
       </w:r>
     </w:p>
-    <w:p>
-      <w:pPr>
-        <w:spacing w:after="100"/>
-      </w:pPr>
-      <w:r>
-        <w:rPr>
-          <w:i/>
-          <w:iCs/>
-          <w:color w:val="5F6F80"/>
-          <w:sz w:val="19"/>
-          <w:szCs w:val="19"/>
-        </w:rPr>
-        <w:t xml:space="preserve">Use the support level you need. Every level answers the same math question.</w:t>
-      </w:r>
-    </w:p>
-    <w:p>
-      <w:pPr>
-        <w:pStyle w:val="Heading2"/>
-        <w:spacing w:after="80" w:before="180"/>
-      </w:pPr>
-      <w:r>
-        <w:rPr>
-          <w:b/>
-          <w:bCs/>
-          <w:color w:val="12355B"/>
-          <w:sz w:val="24"/>
-          <w:szCs w:val="24"/>
-        </w:rPr>
-        <w:t xml:space="preserve">1. Understand the Question</w:t>
-      </w:r>
-      <w:r>
-        <w:rPr>
-          <w:i/>
-          <w:iCs/>
-          <w:color w:val="B97A12"/>
-          <w:sz w:val="19"/>
-          <w:szCs w:val="19"/>
-        </w:rPr>
-        <w:t xml:space="preserve">   explain</w:t>
-      </w:r>
-    </w:p>
     <w:tbl>
       <w:tblPr>
         <w:tblW w:type="pct" w:w="100%"/>
@@ -1982,38 +1941,16 @@
               </w:rPr>
               <w:t xml:space="preserve">How many cans of paint does the homeowner need?</w:t>
             </w:r>
-          </w:p>
-          <w:p>
-            <w:pPr>
-              <w:spacing w:after="0"/>
-            </w:pPr>
-            <w:r>
-              <w:rPr>
-                <w:b/>
-                <w:bCs/>
-                <w:color w:val="12355B"/>
-                <w:sz w:val="20"/>
-                <w:szCs w:val="20"/>
-              </w:rPr>
-              <w:t xml:space="preserve">Your job:  </w:t>
-            </w:r>
-            <w:r>
-              <w:rPr>
-                <w:sz w:val="20"/>
-                <w:szCs w:val="20"/>
-              </w:rPr>
-              <w:t xml:space="preserve">Answer the question. Use math evidence. Explain how the evidence proves your answer.</w:t>
-            </w:r>
             <w:r>
               <w:rPr>
                 <w:i/>
                 <w:iCs/>
                 <w:color w:val="5F6F80"/>
-                <w:sz w:val="18"/>
-                <w:szCs w:val="18"/>
+                <w:sz w:val="19"/>
+                <w:szCs w:val="19"/>
               </w:rPr>
               <w:br/>
-              <w:t xml:space="preserve">Responde la pregunta. Usa evidencia matemática. Explica cómo la evidencia demuestra tu respuesta.</w:t>
+              <w:t xml:space="preserve">¿Cuántas latas de pintura necesita el dueño de la casa?</w:t>
             </w:r>
           </w:p>
         </w:tc>
@@ -2021,33 +1958,22 @@
     </w:tbl>
     <w:p>
       <w:pPr>
-        <w:pStyle w:val="Heading2"/>
-        <w:spacing w:after="80" w:before="180"/>
-      </w:pPr>
-      <w:r>
-        <w:rPr>
-          <w:b/>
-          <w:bCs/>
-          <w:color w:val="12355B"/>
-          <w:sz w:val="24"/>
-          <w:szCs w:val="24"/>
-        </w:rPr>
-        <w:t xml:space="preserve">2. Plan Your Math Words</w:t>
-      </w:r>
+        <w:spacing w:after="100"/>
+      </w:pPr>
       <w:r>
         <w:rPr>
           <w:i/>
           <w:iCs/>
-          <w:color w:val="1FA6A2"/>
+          <w:color w:val="5F6F80"/>
           <w:sz w:val="19"/>
           <w:szCs w:val="19"/>
         </w:rPr>
-        <w:t xml:space="preserve">   check at least two</w:t>
-      </w:r>
-    </w:p>
-    <w:p>
-      <w:pPr>
-        <w:spacing w:after="60"/>
+        <w:t xml:space="preserve">Say your answer to a partner first. Then write it, using at least two of these words:</w:t>
+      </w:r>
+    </w:p>
+    <w:p>
+      <w:pPr>
+        <w:spacing w:after="40"/>
       </w:pPr>
       <w:r>
         <w:rPr>
@@ -2067,14 +1993,7 @@
           <w:sz w:val="20"/>
           <w:szCs w:val="20"/>
         </w:rPr>
-        <w:t xml:space="preserve">Area of a Triangle — </w:t>
-      </w:r>
-      <w:r>
-        <w:rPr>
-          <w:sz w:val="20"/>
-          <w:szCs w:val="20"/>
-        </w:rPr>
-        <w:t xml:space="preserve">The space inside a triangle. A triangle is half of a rectangle with the same base and height, so A = ½ × b × h.</w:t>
+        <w:t xml:space="preserve">Base</w:t>
       </w:r>
       <w:r>
         <w:rPr>
@@ -2084,13 +2003,12 @@
           <w:sz w:val="18"/>
           <w:szCs w:val="18"/>
         </w:rPr>
-        <w:br/>
-        <w:t xml:space="preserve">Área de un triángulo — El espacio dentro de un triángulo. Un triángulo es la mitad de un rectángulo con la misma base y altura, por eso A = ½ × b × h.</w:t>
-      </w:r>
-    </w:p>
-    <w:p>
-      <w:pPr>
-        <w:spacing w:after="60"/>
+        <w:t xml:space="preserve">  ·  Base</w:t>
+      </w:r>
+    </w:p>
+    <w:p>
+      <w:pPr>
+        <w:spacing w:after="40"/>
       </w:pPr>
       <w:r>
         <w:rPr>
@@ -2110,14 +2028,7 @@
           <w:sz w:val="20"/>
           <w:szCs w:val="20"/>
         </w:rPr>
-        <w:t xml:space="preserve">Base — </w:t>
-      </w:r>
-      <w:r>
-        <w:rPr>
-          <w:sz w:val="20"/>
-          <w:szCs w:val="20"/>
-        </w:rPr>
-        <w:t xml:space="preserve">Any side of a triangle can be the base. Once you pick a base, the height must be measured perpendicular (at a 90° angle) to it.</w:t>
+        <w:t xml:space="preserve">Height</w:t>
       </w:r>
       <w:r>
         <w:rPr>
@@ -2127,13 +2038,12 @@
           <w:sz w:val="18"/>
           <w:szCs w:val="18"/>
         </w:rPr>
-        <w:br/>
-        <w:t xml:space="preserve">Base — Cualquier lado de un triángulo puede ser la base. Una vez que eliges la base, la altura debe medirse perpendicular (en un ángulo de 90°) a ella.</w:t>
-      </w:r>
-    </w:p>
-    <w:p>
-      <w:pPr>
-        <w:spacing w:after="60"/>
+        <w:t xml:space="preserve">  ·  Altura</w:t>
+      </w:r>
+    </w:p>
+    <w:p>
+      <w:pPr>
+        <w:spacing w:after="40"/>
       </w:pPr>
       <w:r>
         <w:rPr>
@@ -2153,14 +2063,7 @@
           <w:sz w:val="20"/>
           <w:szCs w:val="20"/>
         </w:rPr>
-        <w:t xml:space="preserve">Height — </w:t>
-      </w:r>
-      <w:r>
-        <w:rPr>
-          <w:sz w:val="20"/>
-          <w:szCs w:val="20"/>
-        </w:rPr>
-        <w:t xml:space="preserve">The straight-up distance from the base to the top corner.</w:t>
+        <w:t xml:space="preserve">Area</w:t>
       </w:r>
       <w:r>
         <w:rPr>
@@ -2170,13 +2073,12 @@
           <w:sz w:val="18"/>
           <w:szCs w:val="18"/>
         </w:rPr>
-        <w:br/>
-        <w:t xml:space="preserve">Altura — La distancia recta desde la base hasta la esquina de arriba.</w:t>
-      </w:r>
-    </w:p>
-    <w:p>
-      <w:pPr>
-        <w:spacing w:after="60"/>
+        <w:t xml:space="preserve">  ·  Área</w:t>
+      </w:r>
+    </w:p>
+    <w:p>
+      <w:pPr>
+        <w:spacing w:after="40"/>
       </w:pPr>
       <w:r>
         <w:rPr>
@@ -2196,14 +2098,7 @@
           <w:sz w:val="20"/>
           <w:szCs w:val="20"/>
         </w:rPr>
-        <w:t xml:space="preserve">Area — </w:t>
-      </w:r>
-      <w:r>
-        <w:rPr>
-          <w:sz w:val="20"/>
-          <w:szCs w:val="20"/>
-        </w:rPr>
-        <w:t xml:space="preserve">How much space is inside a flat shape.</w:t>
+        <w:t xml:space="preserve">Perpendicular</w:t>
       </w:r>
       <w:r>
         <w:rPr>
@@ -2213,13 +2108,12 @@
           <w:sz w:val="18"/>
           <w:szCs w:val="18"/>
         </w:rPr>
-        <w:br/>
-        <w:t xml:space="preserve">Área — Cuánto espacio hay dentro de una figura plana.</w:t>
-      </w:r>
-    </w:p>
-    <w:p>
-      <w:pPr>
-        <w:spacing w:after="60"/>
+        <w:t xml:space="preserve">  ·  Perpendicular</w:t>
+      </w:r>
+    </w:p>
+    <w:p>
+      <w:pPr>
+        <w:spacing w:after="40"/>
       </w:pPr>
       <w:r>
         <w:rPr>
@@ -2239,14 +2133,7 @@
           <w:sz w:val="20"/>
           <w:szCs w:val="20"/>
         </w:rPr>
-        <w:t xml:space="preserve">Perpendicular — </w:t>
-      </w:r>
-      <w:r>
-        <w:rPr>
-          <w:sz w:val="20"/>
-          <w:szCs w:val="20"/>
-        </w:rPr>
-        <w:t xml:space="preserve">Two lines that meet to make a square corner (90 degrees).</w:t>
+        <w:t xml:space="preserve">Composite figure</w:t>
       </w:r>
       <w:r>
         <w:rPr>
@@ -2256,109 +2143,7 @@
           <w:sz w:val="18"/>
           <w:szCs w:val="18"/>
         </w:rPr>
-        <w:br/>
-        <w:t xml:space="preserve">Perpendicular — Dos líneas que se unen formando una esquina recta (90 grados).</w:t>
-      </w:r>
-    </w:p>
-    <w:tbl>
-      <w:tblPr>
-        <w:tblW w:type="pct" w:w="100%"/>
-        <w:tblBorders>
-          <w:top w:val="single" w:color="1FA6A2" w:sz="8"/>
-          <w:left w:val="single" w:color="1FA6A2" w:sz="8"/>
-          <w:bottom w:val="single" w:color="1FA6A2" w:sz="8"/>
-          <w:right w:val="single" w:color="1FA6A2" w:sz="8"/>
-          <w:insideH w:val="single" w:color="auto" w:sz="4"/>
-          <w:insideV w:val="single" w:color="auto" w:sz="4"/>
-        </w:tblBorders>
-      </w:tblPr>
-      <w:tblGrid>
-        <w:gridCol w:w="100"/>
-      </w:tblGrid>
-      <w:tr>
-        <w:tc>
-          <w:tcPr>
-            <w:shd w:fill="F7FFFD" w:color="auto" w:val="clear"/>
-            <w:tcMar>
-              <w:top w:type="dxa" w:w="120"/>
-              <w:left w:type="dxa" w:w="180"/>
-              <w:bottom w:type="dxa" w:w="120"/>
-              <w:right w:type="dxa" w:w="180"/>
-            </w:tcMar>
-          </w:tcPr>
-          <w:p>
-            <w:pPr>
-              <w:spacing w:after="50"/>
-            </w:pPr>
-            <w:r>
-              <w:rPr>
-                <w:b/>
-                <w:bCs/>
-                <w:color w:val="1FA6A2"/>
-                <w:sz w:val="20"/>
-                <w:szCs w:val="20"/>
-              </w:rPr>
-              <w:t xml:space="preserve">Say it first:  </w:t>
-            </w:r>
-            <w:r>
-              <w:rPr>
-                <w:sz w:val="20"/>
-                <w:szCs w:val="20"/>
-              </w:rPr>
-              <w:t xml:space="preserve">Say your idea to a partner or quietly to yourself before you write.</w:t>
-            </w:r>
-          </w:p>
-          <w:p>
-            <w:pPr>
-              <w:spacing w:after="60"/>
-            </w:pPr>
-            <w:r>
-              <w:rPr>
-                <w:color w:val="1A2733"/>
-                <w:sz w:val="21"/>
-                <w:szCs w:val="21"/>
-              </w:rPr>
-              <w:t xml:space="preserve">The wall's area is ___ sq ft because A = 1/2 × ___ × ___. She needs ___ cans because ___ ÷ 50 = ___.</w:t>
-            </w:r>
-            <w:r>
-              <w:rPr>
-                <w:i/>
-                <w:iCs/>
-                <w:color w:val="5F6F80"/>
-                <w:sz w:val="19"/>
-                <w:szCs w:val="19"/>
-              </w:rPr>
-              <w:br/>
-              <w:t xml:space="preserve">Di tu respuesta primero: Mi respuesta es ___ porque ___.</w:t>
-            </w:r>
-          </w:p>
-        </w:tc>
-      </w:tr>
-    </w:tbl>
-    <w:p>
-      <w:pPr>
-        <w:pStyle w:val="Heading2"/>
-        <w:spacing w:after="80" w:before="180"/>
-      </w:pPr>
-      <w:r>
-        <w:rPr>
-          <w:b/>
-          <w:bCs/>
-          <w:color w:val="12355B"/>
-          <w:sz w:val="24"/>
-          <w:szCs w:val="24"/>
-        </w:rPr>
-        <w:t xml:space="preserve">3. Build Your Explanation</w:t>
-      </w:r>
-      <w:r>
-        <w:rPr>
-          <w:i/>
-          <w:iCs/>
-          <w:color w:val="B97A12"/>
-          <w:sz w:val="19"/>
-          <w:szCs w:val="19"/>
-        </w:rPr>
-        <w:t xml:space="preserve">   choose your support</w:t>
+        <w:t xml:space="preserve">  ·  Figura compuesta</w:t>
       </w:r>
     </w:p>
     <w:tbl>
@@ -2389,21 +2174,6 @@
           </w:tcPr>
           <w:p>
             <w:pPr>
-              <w:spacing w:after="50"/>
-            </w:pPr>
-            <w:r>
-              <w:rPr>
-                <w:i/>
-                <w:iCs/>
-                <w:color w:val="5F6F80"/>
-                <w:sz w:val="19"/>
-                <w:szCs w:val="19"/>
-              </w:rPr>
-              <w:t xml:space="preserve">This model shows the parts of an explanation. It does not answer your writing question.</w:t>
-            </w:r>
-          </w:p>
-          <w:p>
-            <w:pPr>
               <w:spacing w:after="80"/>
             </w:pPr>
             <w:r>
@@ -2414,58 +2184,14 @@
                 <w:sz w:val="19"/>
                 <w:szCs w:val="19"/>
               </w:rPr>
-              <w:t xml:space="preserve">Claim:  </w:t>
+              <w:t xml:space="preserve">Model:  </w:t>
             </w:r>
             <w:r>
               <w:rPr>
                 <w:sz w:val="19"/>
                 <w:szCs w:val="19"/>
               </w:rPr>
-              <w:t xml:space="preserve">The height is the perpendicular distance from the base to the top corner.</w:t>
-            </w:r>
-          </w:p>
-          <w:p>
-            <w:pPr>
-              <w:spacing w:after="80"/>
-            </w:pPr>
-            <w:r>
-              <w:rPr>
-                <w:b/>
-                <w:bCs/>
-                <w:color w:val="12355B"/>
-                <w:sz w:val="19"/>
-                <w:szCs w:val="19"/>
-              </w:rPr>
-              <w:t xml:space="preserve">Evidence:  </w:t>
-            </w:r>
-            <w:r>
-              <w:rPr>
-                <w:sz w:val="19"/>
-                <w:szCs w:val="19"/>
-              </w:rPr>
-              <w:t xml:space="preserve">Students identify the height as the perpendicular (straight-up, 90-degree) distance from the base to the opposite vertex, not the slanted side.</w:t>
-            </w:r>
-          </w:p>
-          <w:p>
-            <w:pPr>
-              <w:spacing w:after="80"/>
-            </w:pPr>
-            <w:r>
-              <w:rPr>
-                <w:b/>
-                <w:bCs/>
-                <w:color w:val="12355B"/>
-                <w:sz w:val="19"/>
-                <w:szCs w:val="19"/>
-              </w:rPr>
-              <w:t xml:space="preserve">Reasoning:  </w:t>
-            </w:r>
-            <w:r>
-              <w:rPr>
-                <w:sz w:val="19"/>
-                <w:szCs w:val="19"/>
-              </w:rPr>
-              <w:t xml:space="preserve">This evidence connects the definition of area to the mathematical claim.</w:t>
+              <w:t xml:space="preserve">The height is the perpendicular distance from the base to the top corner. — Students identify the height as the perpendicular (straight-up, 90-degree) distance from the base to the opposite vertex, not the slanted side.</w:t>
             </w:r>
           </w:p>
         </w:tc>
@@ -2544,7 +2270,7 @@
           <w:sz w:val="21"/>
           <w:szCs w:val="21"/>
         </w:rPr>
-        <w:t xml:space="preserve">My answer is ___.</w:t>
+        <w:t xml:space="preserve">My answer is ___ because ___.</w:t>
       </w:r>
       <w:r>
         <w:rPr>
@@ -2555,7 +2281,7 @@
           <w:szCs w:val="19"/>
         </w:rPr>
         <w:br/>
-        <w:t xml:space="preserve">Mi respuesta es ___.</w:t>
+        <w:t xml:space="preserve">Mi respuesta es ___ porque ___.</w:t>
       </w:r>
     </w:p>
     <w:tbl>
@@ -2695,7 +2421,7 @@
           <w:sz w:val="21"/>
           <w:szCs w:val="21"/>
         </w:rPr>
-        <w:t xml:space="preserve">I know because ___.</w:t>
+        <w:t xml:space="preserve">My evidence is ___, so ___.</w:t>
       </w:r>
       <w:r>
         <w:rPr>
@@ -2706,31 +2432,7 @@
           <w:szCs w:val="19"/>
         </w:rPr>
         <w:br/>
-        <w:t xml:space="preserve">Lo sé porque ___.</w:t>
-      </w:r>
-    </w:p>
-    <w:p>
-      <w:pPr>
-        <w:spacing w:after="60"/>
-      </w:pPr>
-      <w:r>
-        <w:rPr>
-          <w:color w:val="1A2733"/>
-          <w:sz w:val="21"/>
-          <w:szCs w:val="21"/>
-        </w:rPr>
-        <w:t xml:space="preserve">So ___.</w:t>
-      </w:r>
-      <w:r>
-        <w:rPr>
-          <w:i/>
-          <w:iCs/>
-          <w:color w:val="5F6F80"/>
-          <w:sz w:val="19"/>
-          <w:szCs w:val="19"/>
-        </w:rPr>
-        <w:br/>
-        <w:t xml:space="preserve">Entonces ___.</w:t>
+        <w:t xml:space="preserve">Mi evidencia es ___, entonces ___.</w:t>
       </w:r>
     </w:p>
     <w:tbl>
@@ -2836,78 +2538,6 @@
         <w:t xml:space="preserve">Escribe una afirmación, da evidencia matemática y explica tu razonamiento.</w:t>
       </w:r>
     </w:p>
-    <w:p>
-      <w:pPr>
-        <w:spacing w:after="60"/>
-      </w:pPr>
-      <w:r>
-        <w:rPr>
-          <w:color w:val="1A2733"/>
-          <w:sz w:val="21"/>
-          <w:szCs w:val="21"/>
-        </w:rPr>
-        <w:t xml:space="preserve">My claim is ___.</w:t>
-      </w:r>
-      <w:r>
-        <w:rPr>
-          <w:i/>
-          <w:iCs/>
-          <w:color w:val="5F6F80"/>
-          <w:sz w:val="19"/>
-          <w:szCs w:val="19"/>
-        </w:rPr>
-        <w:br/>
-        <w:t xml:space="preserve">Mi afirmación es ___.</w:t>
-      </w:r>
-    </w:p>
-    <w:p>
-      <w:pPr>
-        <w:spacing w:after="60"/>
-      </w:pPr>
-      <w:r>
-        <w:rPr>
-          <w:color w:val="1A2733"/>
-          <w:sz w:val="21"/>
-          <w:szCs w:val="21"/>
-        </w:rPr>
-        <w:t xml:space="preserve">My math evidence is ___.</w:t>
-      </w:r>
-      <w:r>
-        <w:rPr>
-          <w:i/>
-          <w:iCs/>
-          <w:color w:val="5F6F80"/>
-          <w:sz w:val="19"/>
-          <w:szCs w:val="19"/>
-        </w:rPr>
-        <w:br/>
-        <w:t xml:space="preserve">Mi evidencia matemática es ___.</w:t>
-      </w:r>
-    </w:p>
-    <w:p>
-      <w:pPr>
-        <w:spacing w:after="60"/>
-      </w:pPr>
-      <w:r>
-        <w:rPr>
-          <w:color w:val="1A2733"/>
-          <w:sz w:val="21"/>
-          <w:szCs w:val="21"/>
-        </w:rPr>
-        <w:t xml:space="preserve">This proves ___ because ___.</w:t>
-      </w:r>
-      <w:r>
-        <w:rPr>
-          <w:i/>
-          <w:iCs/>
-          <w:color w:val="5F6F80"/>
-          <w:sz w:val="19"/>
-          <w:szCs w:val="19"/>
-        </w:rPr>
-        <w:br/>
-        <w:t xml:space="preserve">Esto demuestra ___ porque ___.</w:t>
-      </w:r>
-    </w:p>
     <w:tbl>
       <w:tblPr>
         <w:tblW w:type="pct" w:w="100%"/>
@@ -2990,7 +2620,7 @@
           <w:sz w:val="24"/>
           <w:szCs w:val="24"/>
         </w:rPr>
-        <w:t xml:space="preserve">4. Check Your Explanation</w:t>
+        <w:t xml:space="preserve">Check Your Explanation</w:t>
       </w:r>
       <w:r>
         <w:rPr>
@@ -3000,7 +2630,7 @@
           <w:sz w:val="19"/>
           <w:szCs w:val="19"/>
         </w:rPr>
-        <w:t xml:space="preserve">   five quick checks</w:t>
+        <w:t xml:space="preserve">   three quick checks</w:t>
       </w:r>
     </w:p>
     <w:p>
@@ -3024,17 +2654,6 @@
         </w:rPr>
         <w:t xml:space="preserve">I answered the question.</w:t>
       </w:r>
-      <w:r>
-        <w:rPr>
-          <w:i/>
-          <w:iCs/>
-          <w:color w:val="5F6F80"/>
-          <w:sz w:val="18"/>
-          <w:szCs w:val="18"/>
-        </w:rPr>
-        <w:br/>
-        <w:t xml:space="preserve">Respondí la pregunta.</w:t>
-      </w:r>
     </w:p>
     <w:p>
       <w:pPr>
@@ -3055,18 +2674,7 @@
           <w:sz w:val="20"/>
           <w:szCs w:val="20"/>
         </w:rPr>
-        <w:t xml:space="preserve">I used math evidence: numbers, an equation, a model, or a comparison.</w:t>
-      </w:r>
-      <w:r>
-        <w:rPr>
-          <w:i/>
-          <w:iCs/>
-          <w:color w:val="5F6F80"/>
-          <w:sz w:val="18"/>
-          <w:szCs w:val="18"/>
-        </w:rPr>
-        <w:br/>
-        <w:t xml:space="preserve">Usé evidencia matemática: números, una ecuación, un modelo o una comparación.</w:t>
+        <w:t xml:space="preserve">I used math evidence: numbers, an equation, or a model.</w:t>
       </w:r>
     </w:p>
     <w:p>
@@ -3088,84 +2696,7 @@
           <w:sz w:val="20"/>
           <w:szCs w:val="20"/>
         </w:rPr>
-        <w:t xml:space="preserve">I explained how the evidence proves my answer.</w:t>
-      </w:r>
-      <w:r>
-        <w:rPr>
-          <w:i/>
-          <w:iCs/>
-          <w:color w:val="5F6F80"/>
-          <w:sz w:val="18"/>
-          <w:szCs w:val="18"/>
-        </w:rPr>
-        <w:br/>
-        <w:t xml:space="preserve">Expliqué cómo la evidencia demuestra mi respuesta.</w:t>
-      </w:r>
-    </w:p>
-    <w:p>
-      <w:pPr>
-        <w:spacing w:after="80"/>
-      </w:pPr>
-      <w:r>
-        <w:rPr>
-          <w:b/>
-          <w:bCs/>
-          <w:color w:val="1FA6A2"/>
-          <w:sz w:val="22"/>
-          <w:szCs w:val="22"/>
-        </w:rPr>
-        <w:t xml:space="preserve">☐  </w:t>
-      </w:r>
-      <w:r>
-        <w:rPr>
-          <w:sz w:val="20"/>
-          <w:szCs w:val="20"/>
-        </w:rPr>
         <w:t xml:space="preserve">I used at least two math words.</w:t>
-      </w:r>
-      <w:r>
-        <w:rPr>
-          <w:i/>
-          <w:iCs/>
-          <w:color w:val="5F6F80"/>
-          <w:sz w:val="18"/>
-          <w:szCs w:val="18"/>
-        </w:rPr>
-        <w:br/>
-        <w:t xml:space="preserve">Usé por lo menos dos palabras matemáticas.</w:t>
-      </w:r>
-    </w:p>
-    <w:p>
-      <w:pPr>
-        <w:spacing w:after="80"/>
-      </w:pPr>
-      <w:r>
-        <w:rPr>
-          <w:b/>
-          <w:bCs/>
-          <w:color w:val="1FA6A2"/>
-          <w:sz w:val="22"/>
-          <w:szCs w:val="22"/>
-        </w:rPr>
-        <w:t xml:space="preserve">☐  </w:t>
-      </w:r>
-      <w:r>
-        <w:rPr>
-          <w:sz w:val="20"/>
-          <w:szCs w:val="20"/>
-        </w:rPr>
-        <w:t xml:space="preserve">I reread complete sentences and punctuation.</w:t>
-      </w:r>
-      <w:r>
-        <w:rPr>
-          <w:i/>
-          <w:iCs/>
-          <w:color w:val="5F6F80"/>
-          <w:sz w:val="18"/>
-          <w:szCs w:val="18"/>
-        </w:rPr>
-        <w:br/>
-        <w:t xml:space="preserve">Volví a leer mis oraciones completas y la puntuación.</w:t>
       </w:r>
     </w:p>
     <w:p>
@@ -5174,7 +4705,7 @@
           <w:sz w:val="20"/>
           <w:szCs w:val="20"/>
         </w:rPr>
-        <w:t xml:space="preserve">☐  I answered the question.</w:t>
+        <w:t xml:space="preserve">☐  The answer to the math question is correct.</w:t>
       </w:r>
     </w:p>
     <w:p>
@@ -5186,7 +4717,7 @@
           <w:sz w:val="20"/>
           <w:szCs w:val="20"/>
         </w:rPr>
-        <w:t xml:space="preserve">☐  I used math evidence: numbers, an equation, a model, or a comparison.</w:t>
+        <w:t xml:space="preserve">☐  The evidence is real lesson mathematics (numbers, equation, or model), not restated claim.</w:t>
       </w:r>
     </w:p>
     <w:p>
@@ -5198,31 +4729,7 @@
           <w:sz w:val="20"/>
           <w:szCs w:val="20"/>
         </w:rPr>
-        <w:t xml:space="preserve">☐  I explained how the evidence proves my answer.</w:t>
-      </w:r>
-    </w:p>
-    <w:p>
-      <w:pPr>
-        <w:spacing w:after="80"/>
-      </w:pPr>
-      <w:r>
-        <w:rPr>
-          <w:sz w:val="20"/>
-          <w:szCs w:val="20"/>
-        </w:rPr>
-        <w:t xml:space="preserve">☐  I used at least two math words.</w:t>
-      </w:r>
-    </w:p>
-    <w:p>
-      <w:pPr>
-        <w:spacing w:after="80"/>
-      </w:pPr>
-      <w:r>
-        <w:rPr>
-          <w:sz w:val="20"/>
-          <w:szCs w:val="20"/>
-        </w:rPr>
-        <w:t xml:space="preserve">☐  I reread complete sentences and punctuation.</w:t>
+        <w:t xml:space="preserve">☐  The support level changed the language scaffolding, never the mathematical expectation.</w:t>
       </w:r>
     </w:p>
     <w:sectPr>
